--- a/downloads/resources/faculty-game-overview-guide.docx
+++ b/downloads/resources/faculty-game-overview-guide.docx
@@ -6,12 +6,63 @@
       <w:pPr>
         <w:spacing w:before="840" w:after="80"/>
         <w:jc w:val="center"/>
+        <w:rPr>
+          <w:rFonts w:ascii="Aptos Display" w:hAnsi="Aptos Display"/>
+          <w:b/>
+          <w:color w:val="910039"/>
+          <w:sz w:val="28"/>
+        </w:rPr>
+      </w:pPr>
+    </w:p>
+    <w:p>
+      <w:pPr>
+        <w:spacing w:before="840" w:after="80"/>
+        <w:jc w:val="center"/>
+        <w:rPr>
+          <w:rFonts w:ascii="Aptos Display" w:hAnsi="Aptos Display"/>
+          <w:b/>
+          <w:color w:val="910039"/>
+          <w:sz w:val="28"/>
+        </w:rPr>
+      </w:pPr>
+    </w:p>
+    <w:p>
+      <w:pPr>
+        <w:spacing w:before="840" w:after="80"/>
+        <w:jc w:val="center"/>
+        <w:rPr>
+          <w:rFonts w:ascii="Aptos Display" w:hAnsi="Aptos Display"/>
+          <w:b/>
+          <w:color w:val="910039"/>
+          <w:sz w:val="28"/>
+        </w:rPr>
+      </w:pPr>
+    </w:p>
+    <w:p>
+      <w:pPr>
+        <w:spacing w:before="840" w:after="80"/>
+        <w:jc w:val="center"/>
+        <w:rPr>
+          <w:rFonts w:ascii="Aptos Display" w:hAnsi="Aptos Display"/>
+          <w:b/>
+          <w:color w:val="910039"/>
+          <w:sz w:val="28"/>
+        </w:rPr>
+      </w:pPr>
+    </w:p>
+    <w:p>
+      <w:pPr>
+        <w:spacing w:before="840" w:after="80"/>
+        <w:jc w:val="center"/>
+        <w:rPr>
+          <w:color w:val="910039"/>
+        </w:rPr>
       </w:pPr>
       <w:r>
         <w:rPr>
           <w:rFonts w:ascii="Aptos Display" w:hAnsi="Aptos Display"/>
           <w:b/>
-          <w:color w:val="2B6F9C"/>
+          <w:color w:val="910039"/>
           <w:sz w:val="28"/>
         </w:rPr>
         <w:t>FACULTY GUIDE TO THE</w:t>
@@ -21,6 +72,9 @@
       <w:pPr>
         <w:spacing w:after="140"/>
         <w:jc w:val="center"/>
+        <w:rPr>
+          <w:color w:val="910039"/>
+        </w:rPr>
       </w:pPr>
       <w:r>
         <w:rPr>
@@ -101,295 +155,6 @@
         <w:t>Current shared-engine build  |  July 2026</w:t>
       </w:r>
     </w:p>
-    <w:tbl>
-      <w:tblPr>
-        <w:tblW w:w="0" w:type="auto"/>
-        <w:jc w:val="center"/>
-        <w:tblLook w:val="04A0" w:firstRow="1" w:lastRow="0" w:firstColumn="1" w:lastColumn="0" w:noHBand="0" w:noVBand="1"/>
-      </w:tblPr>
-      <w:tblGrid>
-        <w:gridCol w:w="10254"/>
-      </w:tblGrid>
-      <w:tr>
-        <w:trPr>
-          <w:jc w:val="center"/>
-        </w:trPr>
-        <w:tc>
-          <w:tcPr>
-            <w:tcW w:w="10282" w:type="dxa"/>
-            <w:tcBorders>
-              <w:top w:val="single" w:sz="4" w:space="0" w:color="D8DDE2"/>
-              <w:left w:val="single" w:sz="18" w:space="0" w:color="C5A253"/>
-              <w:bottom w:val="single" w:sz="4" w:space="0" w:color="D8DDE2"/>
-              <w:right w:val="single" w:sz="4" w:space="0" w:color="D8DDE2"/>
-            </w:tcBorders>
-            <w:shd w:val="clear" w:color="auto" w:fill="F7F1E2"/>
-            <w:tcMar>
-              <w:top w:w="130" w:type="dxa"/>
-              <w:left w:w="180" w:type="dxa"/>
-              <w:bottom w:w="130" w:type="dxa"/>
-              <w:right w:w="180" w:type="dxa"/>
-            </w:tcMar>
-          </w:tcPr>
-          <w:p>
-            <w:pPr>
-              <w:keepLines/>
-              <w:spacing w:after="0" w:line="259" w:lineRule="auto"/>
-            </w:pPr>
-            <w:r>
-              <w:rPr>
-                <w:b/>
-                <w:color w:val="C5A253"/>
-                <w:sz w:val="22"/>
-              </w:rPr>
-              <w:t>This guide replaces the old one-mode explanation.</w:t>
-            </w:r>
-            <w:r>
-              <w:rPr>
-                <w:b/>
-                <w:color w:val="C5A253"/>
-                <w:sz w:val="22"/>
-              </w:rPr>
-              <w:br/>
-            </w:r>
-            <w:r>
-              <w:rPr>
-                <w:color w:val="252A2E"/>
-                <w:sz w:val="19"/>
-              </w:rPr>
-              <w:t>The current system is not merely a 30-room quiz with adaptive questions. It is a shared engine supporting five distinct modes, staged skill repair, objective-aware bosses, score and achievement systems, browser-local saving, a student-facing mastery report, and optional telemetry. The guide now reflects that reality.</w:t>
-            </w:r>
-          </w:p>
-        </w:tc>
-      </w:tr>
-    </w:tbl>
-    <w:p>
-      <w:pPr>
-        <w:spacing w:after="0"/>
-      </w:pPr>
-    </w:p>
-    <w:p>
-      <w:pPr>
-        <w:pStyle w:val="Heading2"/>
-        <w:spacing w:before="140" w:after="60" w:line="240" w:lineRule="auto"/>
-      </w:pPr>
-      <w:r>
-        <w:rPr>
-          <w:rFonts w:ascii="Aptos" w:hAnsi="Aptos"/>
-          <w:color w:val="17324D"/>
-        </w:rPr>
-        <w:t>What changed from the previous guide</w:t>
-      </w:r>
-    </w:p>
-    <w:tbl>
-      <w:tblPr>
-        <w:tblW w:w="0" w:type="auto"/>
-        <w:jc w:val="center"/>
-        <w:tblLayout w:type="fixed"/>
-        <w:tblLook w:val="04A0" w:firstRow="1" w:lastRow="0" w:firstColumn="1" w:lastColumn="0" w:noHBand="0" w:noVBand="1"/>
-      </w:tblPr>
-      <w:tblGrid>
-        <w:gridCol w:w="4608"/>
-        <w:gridCol w:w="4608"/>
-      </w:tblGrid>
-      <w:tr>
-        <w:trPr>
-          <w:cantSplit/>
-          <w:jc w:val="center"/>
-        </w:trPr>
-        <w:tc>
-          <w:tcPr>
-            <w:tcW w:w="4608" w:type="dxa"/>
-            <w:tcBorders>
-              <w:top w:val="single" w:sz="5" w:space="0" w:color="D8DDE2"/>
-              <w:left w:val="single" w:sz="5" w:space="0" w:color="D8DDE2"/>
-              <w:bottom w:val="single" w:sz="5" w:space="0" w:color="D8DDE2"/>
-              <w:right w:val="single" w:sz="5" w:space="0" w:color="D8DDE2"/>
-            </w:tcBorders>
-            <w:shd w:val="clear" w:color="auto" w:fill="EAF2F8"/>
-            <w:tcMar>
-              <w:top w:w="120" w:type="dxa"/>
-              <w:left w:w="140" w:type="dxa"/>
-              <w:bottom w:w="120" w:type="dxa"/>
-              <w:right w:w="140" w:type="dxa"/>
-            </w:tcMar>
-          </w:tcPr>
-          <w:p>
-            <w:pPr>
-              <w:keepLines/>
-              <w:spacing w:after="0" w:line="252" w:lineRule="auto"/>
-            </w:pPr>
-            <w:r>
-              <w:rPr>
-                <w:b/>
-                <w:color w:val="17324D"/>
-              </w:rPr>
-              <w:t>Five modes are now central</w:t>
-            </w:r>
-            <w:r>
-              <w:rPr>
-                <w:b/>
-                <w:color w:val="17324D"/>
-              </w:rPr>
-              <w:br/>
-            </w:r>
-            <w:r>
-              <w:rPr>
-                <w:color w:val="252A2E"/>
-                <w:sz w:val="18"/>
-              </w:rPr>
-              <w:t>Standard Campaign, Timed Trial, Exam Drill, Legendary Mode, and Score Attack serve different instructional purposes.</w:t>
-            </w:r>
-          </w:p>
-        </w:tc>
-        <w:tc>
-          <w:tcPr>
-            <w:tcW w:w="4608" w:type="dxa"/>
-            <w:tcBorders>
-              <w:top w:val="single" w:sz="5" w:space="0" w:color="D8DDE2"/>
-              <w:left w:val="single" w:sz="5" w:space="0" w:color="D8DDE2"/>
-              <w:bottom w:val="single" w:sz="5" w:space="0" w:color="D8DDE2"/>
-              <w:right w:val="single" w:sz="5" w:space="0" w:color="D8DDE2"/>
-            </w:tcBorders>
-            <w:shd w:val="clear" w:color="auto" w:fill="F3F5F7"/>
-            <w:tcMar>
-              <w:top w:w="120" w:type="dxa"/>
-              <w:left w:w="140" w:type="dxa"/>
-              <w:bottom w:w="120" w:type="dxa"/>
-              <w:right w:w="140" w:type="dxa"/>
-            </w:tcMar>
-          </w:tcPr>
-          <w:p>
-            <w:pPr>
-              <w:keepLines/>
-              <w:spacing w:after="0" w:line="252" w:lineRule="auto"/>
-            </w:pPr>
-            <w:r>
-              <w:rPr>
-                <w:b/>
-                <w:color w:val="17324D"/>
-              </w:rPr>
-              <w:t>The engine tracks micro-skills</w:t>
-            </w:r>
-            <w:r>
-              <w:rPr>
-                <w:b/>
-                <w:color w:val="17324D"/>
-              </w:rPr>
-              <w:br/>
-            </w:r>
-            <w:r>
-              <w:rPr>
-                <w:color w:val="252A2E"/>
-                <w:sz w:val="18"/>
-              </w:rPr>
-              <w:t>Routing can use broad tags, learning objectives, question forms, and specific skills rather than treating every miss as the same weakness.</w:t>
-            </w:r>
-          </w:p>
-        </w:tc>
-      </w:tr>
-      <w:tr>
-        <w:trPr>
-          <w:cantSplit/>
-          <w:jc w:val="center"/>
-        </w:trPr>
-        <w:tc>
-          <w:tcPr>
-            <w:tcW w:w="4608" w:type="dxa"/>
-            <w:tcBorders>
-              <w:top w:val="single" w:sz="5" w:space="0" w:color="D8DDE2"/>
-              <w:left w:val="single" w:sz="5" w:space="0" w:color="D8DDE2"/>
-              <w:bottom w:val="single" w:sz="5" w:space="0" w:color="D8DDE2"/>
-              <w:right w:val="single" w:sz="5" w:space="0" w:color="D8DDE2"/>
-            </w:tcBorders>
-            <w:shd w:val="clear" w:color="auto" w:fill="EAF2F8"/>
-            <w:tcMar>
-              <w:top w:w="120" w:type="dxa"/>
-              <w:left w:w="140" w:type="dxa"/>
-              <w:bottom w:w="120" w:type="dxa"/>
-              <w:right w:w="140" w:type="dxa"/>
-            </w:tcMar>
-          </w:tcPr>
-          <w:p>
-            <w:pPr>
-              <w:keepLines/>
-              <w:spacing w:after="0" w:line="252" w:lineRule="auto"/>
-            </w:pPr>
-            <w:r>
-              <w:rPr>
-                <w:b/>
-                <w:color w:val="17324D"/>
-              </w:rPr>
-              <w:t>Students receive a mastery report</w:t>
-            </w:r>
-            <w:r>
-              <w:rPr>
-                <w:b/>
-                <w:color w:val="17324D"/>
-              </w:rPr>
-              <w:br/>
-            </w:r>
-            <w:r>
-              <w:rPr>
-                <w:color w:val="252A2E"/>
-                <w:sz w:val="18"/>
-              </w:rPr>
-              <w:t>The end of a run now separates the score from the underlying evidence: strengths, weak objectives, weak question forms, weak skills, behavior signals, and next moves.</w:t>
-            </w:r>
-          </w:p>
-        </w:tc>
-        <w:tc>
-          <w:tcPr>
-            <w:tcW w:w="4608" w:type="dxa"/>
-            <w:tcBorders>
-              <w:top w:val="single" w:sz="5" w:space="0" w:color="D8DDE2"/>
-              <w:left w:val="single" w:sz="5" w:space="0" w:color="D8DDE2"/>
-              <w:bottom w:val="single" w:sz="5" w:space="0" w:color="D8DDE2"/>
-              <w:right w:val="single" w:sz="5" w:space="0" w:color="D8DDE2"/>
-            </w:tcBorders>
-            <w:shd w:val="clear" w:color="auto" w:fill="F3F5F7"/>
-            <w:tcMar>
-              <w:top w:w="120" w:type="dxa"/>
-              <w:left w:w="140" w:type="dxa"/>
-              <w:bottom w:w="120" w:type="dxa"/>
-              <w:right w:w="140" w:type="dxa"/>
-            </w:tcMar>
-          </w:tcPr>
-          <w:p>
-            <w:pPr>
-              <w:keepLines/>
-              <w:spacing w:after="0" w:line="252" w:lineRule="auto"/>
-            </w:pPr>
-            <w:r>
-              <w:rPr>
-                <w:b/>
-                <w:color w:val="17324D"/>
-              </w:rPr>
-              <w:t>Data boundaries matter</w:t>
-            </w:r>
-            <w:r>
-              <w:rPr>
-                <w:b/>
-                <w:color w:val="17324D"/>
-              </w:rPr>
-              <w:br/>
-            </w:r>
-            <w:r>
-              <w:rPr>
-                <w:color w:val="252A2E"/>
-                <w:sz w:val="18"/>
-              </w:rPr>
-              <w:t>The game creates a pseudonym for display, but the current telemetry payload can include the entered school email. Faculty should describe that honestly.</w:t>
-            </w:r>
-          </w:p>
-        </w:tc>
-      </w:tr>
-    </w:tbl>
-    <w:p>
-      <w:pPr>
-        <w:spacing w:after="0"/>
-      </w:pPr>
-    </w:p>
     <w:p>
       <w:r>
         <w:br w:type="page"/>
@@ -414,14 +179,16 @@
       <w:pPr>
         <w:keepNext/>
         <w:spacing w:after="140" w:line="240" w:lineRule="auto"/>
+        <w:rPr>
+          <w:iCs/>
+        </w:rPr>
       </w:pPr>
       <w:r>
         <w:rPr>
-          <w:i/>
-          <w:color w:val="2B6F9C"/>
+          <w:iCs/>
           <w:sz w:val="20"/>
         </w:rPr>
-        <w:t>The game is best understood as three connected layers, not one monolithic file.</w:t>
+        <w:t>The game is best understood as three connected layers.</w:t>
       </w:r>
     </w:p>
     <w:p>
@@ -444,7 +211,33 @@
         <w:rPr>
           <w:color w:val="252A2E"/>
         </w:rPr>
-        <w:t xml:space="preserve"> is a browser-based retrieval-practice system wrapped in a themed progression experience. Students answer multiple-choice questions, receive immediate feedback, encounter escalating challenge, and finish with evidence about how they performed—not just whether they reached the end.</w:t>
+        <w:t xml:space="preserve"> is a browser-based retrieval-practice system wrapped in a themed progression experience. Students answer multiple-choice questions, receive immediate feedback, encounter escalating </w:t>
+      </w:r>
+      <w:proofErr w:type="gramStart"/>
+      <w:r>
+        <w:rPr>
+          <w:color w:val="252A2E"/>
+        </w:rPr>
+        <w:t>challenge</w:t>
+      </w:r>
+      <w:proofErr w:type="gramEnd"/>
+      <w:r>
+        <w:rPr>
+          <w:color w:val="252A2E"/>
+        </w:rPr>
+        <w:t>, and finish with evidence about how they performed</w:t>
+      </w:r>
+      <w:r>
+        <w:rPr>
+          <w:color w:val="252A2E"/>
+        </w:rPr>
+        <w:t xml:space="preserve">, and </w:t>
+      </w:r>
+      <w:r>
+        <w:rPr>
+          <w:color w:val="252A2E"/>
+        </w:rPr>
+        <w:t>not just whether they reached the end.</w:t>
       </w:r>
     </w:p>
     <w:p>
@@ -856,7 +649,8 @@
             <w:r>
               <w:rPr>
                 <w:color w:val="252A2E"/>
-                <w:sz w:val="19"/>
+                <w:sz w:val="20"/>
+                <w:szCs w:val="24"/>
               </w:rPr>
               <w:t>The game layer gets students to practice. The adaptive engine decides what kind of pressure to apply. The question bank determines whether the experience is educationally serious.</w:t>
             </w:r>
@@ -897,10 +691,16 @@
       <w:pPr>
         <w:pStyle w:val="ListBullet"/>
         <w:spacing w:after="60" w:line="252" w:lineRule="auto"/>
+        <w:rPr>
+          <w:sz w:val="20"/>
+          <w:szCs w:val="24"/>
+        </w:rPr>
       </w:pPr>
       <w:r>
         <w:rPr>
           <w:color w:val="252A2E"/>
+          <w:sz w:val="20"/>
+          <w:szCs w:val="24"/>
         </w:rPr>
         <w:t>A visible 30-room path and progress bar.</w:t>
       </w:r>
@@ -909,10 +709,16 @@
       <w:pPr>
         <w:pStyle w:val="ListBullet"/>
         <w:spacing w:after="60" w:line="252" w:lineRule="auto"/>
+        <w:rPr>
+          <w:sz w:val="20"/>
+          <w:szCs w:val="24"/>
+        </w:rPr>
       </w:pPr>
       <w:r>
         <w:rPr>
           <w:color w:val="252A2E"/>
+          <w:sz w:val="20"/>
+          <w:szCs w:val="24"/>
         </w:rPr>
         <w:t>Immediate correctness feedback and explanatory feedback.</w:t>
       </w:r>
@@ -921,10 +727,16 @@
       <w:pPr>
         <w:pStyle w:val="ListBullet"/>
         <w:spacing w:after="60" w:line="252" w:lineRule="auto"/>
+        <w:rPr>
+          <w:sz w:val="20"/>
+          <w:szCs w:val="24"/>
+        </w:rPr>
       </w:pPr>
       <w:r>
         <w:rPr>
           <w:color w:val="252A2E"/>
+          <w:sz w:val="20"/>
+          <w:szCs w:val="24"/>
         </w:rPr>
         <w:t>A guide character or equivalent message system that changes its response to the question type and result.</w:t>
       </w:r>
@@ -933,10 +745,16 @@
       <w:pPr>
         <w:pStyle w:val="ListBullet"/>
         <w:spacing w:after="60" w:line="252" w:lineRule="auto"/>
+        <w:rPr>
+          <w:sz w:val="20"/>
+          <w:szCs w:val="24"/>
+        </w:rPr>
       </w:pPr>
       <w:r>
         <w:rPr>
           <w:color w:val="252A2E"/>
+          <w:sz w:val="20"/>
+          <w:szCs w:val="24"/>
         </w:rPr>
         <w:t>Boss warnings and checkpoint encounters in modes that use bosses.</w:t>
       </w:r>
@@ -945,10 +763,16 @@
       <w:pPr>
         <w:pStyle w:val="ListBullet"/>
         <w:spacing w:after="60" w:line="252" w:lineRule="auto"/>
+        <w:rPr>
+          <w:sz w:val="20"/>
+          <w:szCs w:val="24"/>
+        </w:rPr>
       </w:pPr>
       <w:r>
         <w:rPr>
           <w:color w:val="252A2E"/>
+          <w:sz w:val="20"/>
+          <w:szCs w:val="24"/>
         </w:rPr>
         <w:t>Optional sound, fullscreen controls, mobile layout, graph enlargement, and screen-reader announcements.</w:t>
       </w:r>
@@ -957,10 +781,16 @@
       <w:pPr>
         <w:pStyle w:val="ListBullet"/>
         <w:spacing w:after="60" w:line="252" w:lineRule="auto"/>
+        <w:rPr>
+          <w:sz w:val="20"/>
+          <w:szCs w:val="24"/>
+        </w:rPr>
       </w:pPr>
       <w:r>
         <w:rPr>
           <w:color w:val="252A2E"/>
+          <w:sz w:val="20"/>
+          <w:szCs w:val="24"/>
         </w:rPr>
         <w:t>A results screen followed by a student-facing mastery report.</w:t>
       </w:r>
@@ -989,11 +819,13 @@
       <w:pPr>
         <w:keepNext/>
         <w:spacing w:after="140" w:line="240" w:lineRule="auto"/>
+        <w:rPr>
+          <w:iCs/>
+        </w:rPr>
       </w:pPr>
       <w:r>
         <w:rPr>
-          <w:i/>
-          <w:color w:val="2B6F9C"/>
+          <w:iCs/>
           <w:sz w:val="20"/>
         </w:rPr>
         <w:t>The mode determines the rules of the run. Faculty should assign the mode that matches the learning goal.</w:t>
@@ -1092,7 +924,23 @@
                 <w:color w:val="FFFFFF"/>
                 <w:sz w:val="18"/>
               </w:rPr>
-              <w:t>What counts—and what does not</w:t>
+              <w:t>What counts</w:t>
+            </w:r>
+            <w:r>
+              <w:rPr>
+                <w:b/>
+                <w:color w:val="FFFFFF"/>
+                <w:sz w:val="18"/>
+              </w:rPr>
+              <w:t xml:space="preserve"> </w:t>
+            </w:r>
+            <w:r>
+              <w:rPr>
+                <w:b/>
+                <w:color w:val="FFFFFF"/>
+                <w:sz w:val="18"/>
+              </w:rPr>
+              <w:t>and what does not</w:t>
             </w:r>
           </w:p>
         </w:tc>
@@ -1521,10 +1369,16 @@
       <w:pPr>
         <w:pStyle w:val="ListBullet"/>
         <w:spacing w:after="60" w:line="252" w:lineRule="auto"/>
+        <w:rPr>
+          <w:sz w:val="20"/>
+          <w:szCs w:val="24"/>
+        </w:rPr>
       </w:pPr>
       <w:r>
         <w:rPr>
           <w:color w:val="252A2E"/>
+          <w:sz w:val="20"/>
+          <w:szCs w:val="24"/>
         </w:rPr>
         <w:t>Standard Campaign and Legendary Mode support browser-local save and resume. Timed Trial, Exam Drill, and Score Attack do not resume an interrupted run.</w:t>
       </w:r>
@@ -1533,10 +1387,16 @@
       <w:pPr>
         <w:pStyle w:val="ListBullet"/>
         <w:spacing w:after="60" w:line="252" w:lineRule="auto"/>
+        <w:rPr>
+          <w:sz w:val="20"/>
+          <w:szCs w:val="24"/>
+        </w:rPr>
       </w:pPr>
       <w:r>
         <w:rPr>
           <w:color w:val="252A2E"/>
+          <w:sz w:val="20"/>
+          <w:szCs w:val="24"/>
         </w:rPr>
         <w:t>Bosses appear in Standard Campaign, Legendary Mode, and Score Attack. Timed Trial and Exam Drill deliberately remove them.</w:t>
       </w:r>
@@ -1545,10 +1405,16 @@
       <w:pPr>
         <w:pStyle w:val="ListBullet"/>
         <w:spacing w:after="60" w:line="252" w:lineRule="auto"/>
+        <w:rPr>
+          <w:sz w:val="20"/>
+          <w:szCs w:val="24"/>
+        </w:rPr>
       </w:pPr>
       <w:r>
         <w:rPr>
           <w:color w:val="252A2E"/>
+          <w:sz w:val="20"/>
+          <w:szCs w:val="24"/>
         </w:rPr>
         <w:t>Staged remediation can occur in Standard Campaign, Timed Trial, Exam Drill, and Score Attack. Legendary Mode does not use the repair sequence.</w:t>
       </w:r>
@@ -1557,13 +1423,30 @@
       <w:pPr>
         <w:pStyle w:val="ListBullet"/>
         <w:spacing w:after="60" w:line="252" w:lineRule="auto"/>
+        <w:rPr>
+          <w:sz w:val="20"/>
+          <w:szCs w:val="24"/>
+        </w:rPr>
       </w:pPr>
       <w:r>
         <w:rPr>
           <w:color w:val="252A2E"/>
+          <w:sz w:val="20"/>
+          <w:szCs w:val="24"/>
         </w:rPr>
         <w:t>Only Standard Campaign updates the main campaign record. Separate modes may record their own completion, score, or achievement flags.</w:t>
       </w:r>
+    </w:p>
+    <w:p>
+      <w:pPr>
+        <w:pStyle w:val="ListBullet"/>
+        <w:numPr>
+          <w:ilvl w:val="0"/>
+          <w:numId w:val="0"/>
+        </w:numPr>
+        <w:spacing w:after="60" w:line="252" w:lineRule="auto"/>
+        <w:ind w:left="360" w:hanging="360"/>
+      </w:pPr>
     </w:p>
     <w:tbl>
       <w:tblPr>
@@ -1619,9 +1502,26 @@
             <w:r>
               <w:rPr>
                 <w:color w:val="252A2E"/>
-                <w:sz w:val="19"/>
+                <w:sz w:val="20"/>
+                <w:szCs w:val="24"/>
               </w:rPr>
-              <w:t>Use Standard Campaign for the complete game experience. Use Exam Drill for low-distraction review. Use Timed Trial only when fluency under time matters. Use Legendary Mode after ordinary mastery is stable. Use Score Attack for repeat practice—not first exposure.</w:t>
+              <w:t>Use Standard Campaign for the complete game experience. Use Exam Drill for low-distraction review. Use Timed Trial only when fluency under time matters. Use Legendary Mode after ordinary mastery is stable. Use Score Attack for repeat practice</w:t>
+            </w:r>
+            <w:r>
+              <w:rPr>
+                <w:color w:val="252A2E"/>
+                <w:sz w:val="20"/>
+                <w:szCs w:val="24"/>
+              </w:rPr>
+              <w:t xml:space="preserve"> and </w:t>
+            </w:r>
+            <w:r>
+              <w:rPr>
+                <w:color w:val="252A2E"/>
+                <w:sz w:val="20"/>
+                <w:szCs w:val="24"/>
+              </w:rPr>
+              <w:t>not first exposure.</w:t>
             </w:r>
           </w:p>
         </w:tc>
@@ -1650,20 +1550,6 @@
         </w:rPr>
         <w:lastRenderedPageBreak/>
         <w:t>3. How the Adaptive Engine Selects Questions</w:t>
-      </w:r>
-    </w:p>
-    <w:p>
-      <w:pPr>
-        <w:keepNext/>
-        <w:spacing w:after="140" w:line="240" w:lineRule="auto"/>
-      </w:pPr>
-      <w:r>
-        <w:rPr>
-          <w:i/>
-          <w:color w:val="2B6F9C"/>
-          <w:sz w:val="20"/>
-        </w:rPr>
-        <w:t>The engine responds to evidence. It does not merely shuffle a bank.</w:t>
       </w:r>
     </w:p>
     <w:p>
@@ -2760,7 +2646,8 @@
             <w:r>
               <w:rPr>
                 <w:color w:val="252A2E"/>
-                <w:sz w:val="19"/>
+                <w:sz w:val="20"/>
+                <w:szCs w:val="24"/>
               </w:rPr>
               <w:t>A boss may target the weakest objective observed before that checkpoint. The mastery report evaluates the whole run. The two can differ because the evidence set is different.</w:t>
             </w:r>
@@ -2775,6 +2662,11 @@
     </w:p>
     <w:p>
       <w:pPr>
+        <w:spacing w:after="0"/>
+      </w:pPr>
+    </w:p>
+    <w:p>
+      <w:pPr>
         <w:pStyle w:val="Heading1"/>
         <w:spacing w:before="200" w:after="60" w:line="240" w:lineRule="auto"/>
       </w:pPr>
@@ -2786,20 +2678,6 @@
         </w:rPr>
         <w:lastRenderedPageBreak/>
         <w:t>4. What Happens After a Wrong Answer</w:t>
-      </w:r>
-    </w:p>
-    <w:p>
-      <w:pPr>
-        <w:keepNext/>
-        <w:spacing w:after="140" w:line="240" w:lineRule="auto"/>
-      </w:pPr>
-      <w:r>
-        <w:rPr>
-          <w:i/>
-          <w:color w:val="2B6F9C"/>
-          <w:sz w:val="20"/>
-        </w:rPr>
-        <w:t>A miss is treated as diagnostic evidence, not as one generic failure.</w:t>
       </w:r>
     </w:p>
     <w:p>
@@ -3174,10 +3052,16 @@
       <w:pPr>
         <w:pStyle w:val="ListBullet"/>
         <w:spacing w:after="60" w:line="252" w:lineRule="auto"/>
+        <w:rPr>
+          <w:sz w:val="20"/>
+          <w:szCs w:val="24"/>
+        </w:rPr>
       </w:pPr>
       <w:r>
         <w:rPr>
           <w:color w:val="252A2E"/>
+          <w:sz w:val="20"/>
+          <w:szCs w:val="24"/>
         </w:rPr>
         <w:t>A correct repair advances the student to a bridge or retest stage; a correct retest returns the student to the room where the miss began.</w:t>
       </w:r>
@@ -3186,10 +3070,16 @@
       <w:pPr>
         <w:pStyle w:val="ListBullet"/>
         <w:spacing w:after="60" w:line="252" w:lineRule="auto"/>
+        <w:rPr>
+          <w:sz w:val="20"/>
+          <w:szCs w:val="24"/>
+        </w:rPr>
       </w:pPr>
       <w:r>
         <w:rPr>
           <w:color w:val="252A2E"/>
+          <w:sz w:val="20"/>
+          <w:szCs w:val="24"/>
         </w:rPr>
         <w:t>A miss during remediation can keep the student inside the sequence rather than immediately returning to ordinary play.</w:t>
       </w:r>
@@ -3198,10 +3088,16 @@
       <w:pPr>
         <w:pStyle w:val="ListBullet"/>
         <w:spacing w:after="60" w:line="252" w:lineRule="auto"/>
+        <w:rPr>
+          <w:sz w:val="20"/>
+          <w:szCs w:val="24"/>
+        </w:rPr>
       </w:pPr>
       <w:r>
         <w:rPr>
           <w:color w:val="252A2E"/>
+          <w:sz w:val="20"/>
+          <w:szCs w:val="24"/>
         </w:rPr>
         <w:t>When no suitable repair item is available, the engine uses the ordinary setback: one room early in the run, two rooms late in the run, or three rooms for a boss-room miss.</w:t>
       </w:r>
@@ -3210,10 +3106,16 @@
       <w:pPr>
         <w:pStyle w:val="ListBullet"/>
         <w:spacing w:after="60" w:line="252" w:lineRule="auto"/>
+        <w:rPr>
+          <w:sz w:val="20"/>
+          <w:szCs w:val="24"/>
+        </w:rPr>
       </w:pPr>
       <w:r>
         <w:rPr>
           <w:color w:val="252A2E"/>
+          <w:sz w:val="20"/>
+          <w:szCs w:val="24"/>
         </w:rPr>
         <w:t>A setback never pushes the student behind the most recently cleared boss gate.</w:t>
       </w:r>
@@ -3222,10 +3124,16 @@
       <w:pPr>
         <w:pStyle w:val="ListBullet"/>
         <w:spacing w:after="60" w:line="252" w:lineRule="auto"/>
+        <w:rPr>
+          <w:sz w:val="20"/>
+          <w:szCs w:val="24"/>
+        </w:rPr>
       </w:pPr>
       <w:r>
         <w:rPr>
           <w:color w:val="252A2E"/>
+          <w:sz w:val="20"/>
+          <w:szCs w:val="24"/>
         </w:rPr>
         <w:t>Legendary Mode intentionally disables staged remediation. The dedicated mastery pools and bosses are the test.</w:t>
       </w:r>
@@ -3251,7 +3159,31 @@
         <w:rPr>
           <w:color w:val="252A2E"/>
         </w:rPr>
-        <w:t>The engine watches a recent answer window for a combination of very fast responses and poor accuracy. In the current default, the detector does not activate until several attempts exist; a suspicious pattern can trigger a short lockout, a warning, and—where the mode uses scoring—a score penalty.</w:t>
+        <w:t>The engine watches a recent answer window for a combination of very fast responses and poor accuracy. In the current default, the detector does not activate until several attempts exist; a suspicious pattern can trigger a short lockout, a warning, and</w:t>
+      </w:r>
+      <w:r>
+        <w:rPr>
+          <w:color w:val="252A2E"/>
+        </w:rPr>
+        <w:t xml:space="preserve">, </w:t>
+      </w:r>
+      <w:r>
+        <w:rPr>
+          <w:color w:val="252A2E"/>
+        </w:rPr>
+        <w:t>where the mode uses scoring</w:t>
+      </w:r>
+      <w:r>
+        <w:rPr>
+          <w:color w:val="252A2E"/>
+        </w:rPr>
+        <w:t xml:space="preserve">, </w:t>
+      </w:r>
+      <w:r>
+        <w:rPr>
+          <w:color w:val="252A2E"/>
+        </w:rPr>
+        <w:t>a score penalty.</w:t>
       </w:r>
     </w:p>
     <w:tbl>
@@ -3308,9 +3240,10 @@
             <w:r>
               <w:rPr>
                 <w:color w:val="252A2E"/>
-                <w:sz w:val="19"/>
+                <w:sz w:val="20"/>
+                <w:szCs w:val="24"/>
               </w:rPr>
-              <w:t>Speed is not the main goal. Accurate, durable retrieval comes first. The game rewards fluency only when the reasoning is holding up. Clicking faster while being wrong is not a strategy. It is just an efficient way to lose.</w:t>
+              <w:t xml:space="preserve">Speed is not the main goal. Accurate, durable retrieval comes first. The game rewards fluency only when the reasoning is holding up. Clicking faster while being wrong is not a strategy. </w:t>
             </w:r>
           </w:p>
         </w:tc>
@@ -3337,37 +3270,43 @@
     </w:p>
     <w:p>
       <w:pPr>
-        <w:keepNext/>
-        <w:spacing w:after="140" w:line="240" w:lineRule="auto"/>
-      </w:pPr>
-      <w:r>
-        <w:rPr>
-          <w:i/>
-          <w:color w:val="2B6F9C"/>
-          <w:sz w:val="20"/>
-        </w:rPr>
-        <w:t>Boss rooms are targeted checkpoint assessments, not decorative interruptions.</w:t>
-      </w:r>
-    </w:p>
-    <w:p>
-      <w:pPr>
         <w:pStyle w:val="BodyText"/>
       </w:pPr>
       <w:r>
         <w:rPr>
           <w:color w:val="252A2E"/>
         </w:rPr>
-        <w:t>In modes that use bosses, rooms 10, 20, and 30 shift the tone and require the student to clear a three-question encounter. The current engine builds the boss set from a dedicated bank and targets the weakest learning objective observed before the encounter when enough matching items are available.</w:t>
+        <w:t xml:space="preserve">In modes that </w:t>
+      </w:r>
+      <w:proofErr w:type="gramStart"/>
+      <w:r>
+        <w:rPr>
+          <w:color w:val="252A2E"/>
+        </w:rPr>
+        <w:t>use bosses</w:t>
+      </w:r>
+      <w:proofErr w:type="gramEnd"/>
+      <w:r>
+        <w:rPr>
+          <w:color w:val="252A2E"/>
+        </w:rPr>
+        <w:t>, rooms 10, 20, and 30 shift the tone and require the student to clear a three-question encounter. The current engine builds the boss set from a dedicated bank and targets the weakest learning objective observed before the encounter when enough matching items are available.</w:t>
       </w:r>
     </w:p>
     <w:p>
       <w:pPr>
         <w:pStyle w:val="ListBullet"/>
         <w:spacing w:after="60" w:line="252" w:lineRule="auto"/>
+        <w:rPr>
+          <w:sz w:val="20"/>
+          <w:szCs w:val="24"/>
+        </w:rPr>
       </w:pPr>
       <w:r>
         <w:rPr>
           <w:color w:val="252A2E"/>
+          <w:sz w:val="20"/>
+          <w:szCs w:val="24"/>
         </w:rPr>
         <w:t>The boss set avoids recently used or near-duplicate question fingerprints when possible.</w:t>
       </w:r>
@@ -3376,10 +3315,16 @@
       <w:pPr>
         <w:pStyle w:val="ListBullet"/>
         <w:spacing w:after="60" w:line="252" w:lineRule="auto"/>
+        <w:rPr>
+          <w:sz w:val="20"/>
+          <w:szCs w:val="24"/>
+        </w:rPr>
       </w:pPr>
       <w:r>
         <w:rPr>
           <w:color w:val="252A2E"/>
+          <w:sz w:val="20"/>
+          <w:szCs w:val="24"/>
         </w:rPr>
         <w:t>The three questions are ordered to create a staged encounter and to vary objectives, types, or skills when the bank permits.</w:t>
       </w:r>
@@ -3388,10 +3333,16 @@
       <w:pPr>
         <w:pStyle w:val="ListBullet"/>
         <w:spacing w:after="60" w:line="252" w:lineRule="auto"/>
+        <w:rPr>
+          <w:sz w:val="20"/>
+          <w:szCs w:val="24"/>
+        </w:rPr>
       </w:pPr>
       <w:r>
         <w:rPr>
           <w:color w:val="252A2E"/>
+          <w:sz w:val="20"/>
+          <w:szCs w:val="24"/>
         </w:rPr>
         <w:t>Each correct answer removes one point of boss health. A boss-room miss can reset the encounter and send the student backward without crossing a cleared checkpoint gate.</w:t>
       </w:r>
@@ -3400,10 +3351,16 @@
       <w:pPr>
         <w:pStyle w:val="ListBullet"/>
         <w:spacing w:after="60" w:line="252" w:lineRule="auto"/>
+        <w:rPr>
+          <w:sz w:val="20"/>
+          <w:szCs w:val="24"/>
+        </w:rPr>
       </w:pPr>
       <w:r>
         <w:rPr>
           <w:color w:val="252A2E"/>
+          <w:sz w:val="20"/>
+          <w:szCs w:val="24"/>
         </w:rPr>
         <w:t>Standard Campaign boss victories unlock campaign artifacts. Legendary Mode and Score Attack retain the bosses but do not alter the Standard Campaign artifact record.</w:t>
       </w:r>
@@ -3412,10 +3369,16 @@
       <w:pPr>
         <w:pStyle w:val="ListBullet"/>
         <w:spacing w:after="60" w:line="252" w:lineRule="auto"/>
+        <w:rPr>
+          <w:sz w:val="20"/>
+          <w:szCs w:val="24"/>
+        </w:rPr>
       </w:pPr>
       <w:r>
         <w:rPr>
           <w:color w:val="252A2E"/>
+          <w:sz w:val="20"/>
+          <w:szCs w:val="24"/>
         </w:rPr>
         <w:t>Some themed games use a special final encounter or a different ending sequence. That presentation can change without changing the instructional role of the final checkpoint.</w:t>
       </w:r>
@@ -3428,7 +3391,6 @@
         <w:rPr>
           <w:color w:val="252A2E"/>
         </w:rPr>
-        <w:lastRenderedPageBreak/>
         <w:t>Achievements and realm progress are engagement systems layered over the learning engine. They can record accomplishments such as campaign completion, boss performance, streaks, return-and-finish behavior, separate mode completion, and cross-game progress. They are useful motivators. They are not mastery evidence by themselves.</w:t>
       </w:r>
     </w:p>
@@ -3443,26 +3405,16 @@
           <w:color w:val="910039"/>
           <w:sz w:val="36"/>
         </w:rPr>
+        <w:lastRenderedPageBreak/>
         <w:t>6. The Student-Facing Mastery Report</w:t>
       </w:r>
     </w:p>
     <w:p>
       <w:pPr>
-        <w:keepNext/>
-        <w:spacing w:after="140" w:line="240" w:lineRule="auto"/>
-      </w:pPr>
-      <w:r>
+        <w:pStyle w:val="BodyText"/>
         <w:rPr>
-          <w:i/>
-          <w:color w:val="2B6F9C"/>
-          <w:sz w:val="20"/>
+          <w:color w:val="252A2E"/>
         </w:rPr>
-        <w:t>The report is the most important addition missing from the old guide.</w:t>
-      </w:r>
-    </w:p>
-    <w:p>
-      <w:pPr>
-        <w:pStyle w:val="BodyText"/>
       </w:pPr>
       <w:r>
         <w:rPr>
@@ -3996,27 +3948,19 @@
         <w:spacing w:after="0"/>
       </w:pPr>
     </w:p>
-    <w:p>
-      <w:r>
-        <w:br w:type="page"/>
-      </w:r>
-    </w:p>
     <w:tbl>
       <w:tblPr>
+        <w:tblpPr w:leftFromText="180" w:rightFromText="180" w:vertAnchor="text" w:horzAnchor="margin" w:tblpY="382"/>
         <w:tblW w:w="0" w:type="auto"/>
-        <w:jc w:val="center"/>
         <w:tblLook w:val="04A0" w:firstRow="1" w:lastRow="0" w:firstColumn="1" w:lastColumn="0" w:noHBand="0" w:noVBand="1"/>
       </w:tblPr>
       <w:tblGrid>
         <w:gridCol w:w="10254"/>
       </w:tblGrid>
       <w:tr>
-        <w:trPr>
-          <w:jc w:val="center"/>
-        </w:trPr>
         <w:tc>
           <w:tcPr>
-            <w:tcW w:w="10282" w:type="dxa"/>
+            <w:tcW w:w="10254" w:type="dxa"/>
             <w:tcBorders>
               <w:top w:val="single" w:sz="4" w:space="0" w:color="D8DDE2"/>
               <w:left w:val="single" w:sz="18" w:space="0" w:color="910039"/>
@@ -4042,7 +3986,6 @@
                 <w:color w:val="910039"/>
                 <w:sz w:val="22"/>
               </w:rPr>
-              <w:lastRenderedPageBreak/>
               <w:t>Do not turn the mastery report into a final grade.</w:t>
             </w:r>
             <w:r>
@@ -4056,9 +3999,10 @@
             <w:r>
               <w:rPr>
                 <w:color w:val="252A2E"/>
-                <w:sz w:val="19"/>
+                <w:sz w:val="20"/>
+                <w:szCs w:val="24"/>
               </w:rPr>
-              <w:t>It is practice evidence, not a mastery certification. Use it to guide review and next-step practice. One run does not prove complete mastery.</w:t>
+              <w:t>It is practice evidence, not a mastery certification. Use it to guide review and next-step practice. One run does not prove complete master</w:t>
             </w:r>
           </w:p>
         </w:tc>
@@ -4066,7 +4010,12 @@
     </w:tbl>
     <w:p>
       <w:pPr>
-        <w:spacing w:after="0"/>
+        <w:pStyle w:val="Heading2"/>
+        <w:spacing w:before="140" w:after="60" w:line="240" w:lineRule="auto"/>
+        <w:rPr>
+          <w:rFonts w:ascii="Aptos" w:hAnsi="Aptos"/>
+          <w:color w:val="17324D"/>
+        </w:rPr>
       </w:pPr>
     </w:p>
     <w:p>
@@ -4095,6 +4044,25 @@
     </w:p>
     <w:p>
       <w:pPr>
+        <w:pStyle w:val="Heading2"/>
+        <w:spacing w:before="140" w:after="60" w:line="240" w:lineRule="auto"/>
+      </w:pPr>
+    </w:p>
+    <w:p/>
+    <w:p/>
+    <w:p/>
+    <w:p/>
+    <w:p>
+      <w:pPr>
+        <w:pStyle w:val="Heading2"/>
+        <w:spacing w:before="140" w:after="60" w:line="240" w:lineRule="auto"/>
+      </w:pPr>
+      <w:r>
+        <w:br w:type="page"/>
+      </w:r>
+    </w:p>
+    <w:p>
+      <w:pPr>
         <w:pStyle w:val="Heading1"/>
         <w:spacing w:before="200" w:after="60" w:line="240" w:lineRule="auto"/>
       </w:pPr>
@@ -4104,6 +4072,7 @@
           <w:color w:val="910039"/>
           <w:sz w:val="36"/>
         </w:rPr>
+        <w:lastRenderedPageBreak/>
         <w:t>7. Saving, Telemetry, and Privacy</w:t>
       </w:r>
     </w:p>
@@ -4111,14 +4080,55 @@
       <w:pPr>
         <w:keepNext/>
         <w:spacing w:after="140" w:line="240" w:lineRule="auto"/>
+        <w:rPr>
+          <w:iCs/>
+        </w:rPr>
       </w:pPr>
       <w:r>
         <w:rPr>
-          <w:i/>
-          <w:color w:val="2B6F9C"/>
+          <w:iCs/>
           <w:sz w:val="20"/>
         </w:rPr>
-        <w:t>This section needs plain language. Anything else is nonsense.</w:t>
+        <w:t xml:space="preserve">The current </w:t>
+      </w:r>
+      <w:proofErr w:type="gramStart"/>
+      <w:r>
+        <w:rPr>
+          <w:iCs/>
+          <w:sz w:val="20"/>
+        </w:rPr>
+        <w:t>build</w:t>
+      </w:r>
+      <w:proofErr w:type="gramEnd"/>
+      <w:r>
+        <w:rPr>
+          <w:iCs/>
+          <w:sz w:val="20"/>
+        </w:rPr>
+        <w:t xml:space="preserve"> </w:t>
+      </w:r>
+      <w:proofErr w:type="gramStart"/>
+      <w:r>
+        <w:rPr>
+          <w:iCs/>
+          <w:sz w:val="20"/>
+        </w:rPr>
+        <w:t>has the ability to</w:t>
+      </w:r>
+      <w:proofErr w:type="gramEnd"/>
+      <w:r>
+        <w:rPr>
+          <w:iCs/>
+          <w:sz w:val="20"/>
+        </w:rPr>
+        <w:t xml:space="preserve"> send game data to Excel or Google Sheets. Though, it is disabled in the template</w:t>
+      </w:r>
+      <w:r>
+        <w:rPr>
+          <w:iCs/>
+          <w:sz w:val="20"/>
+        </w:rPr>
+        <w:t>, as that functionality should be created individually.</w:t>
       </w:r>
     </w:p>
     <w:tbl>
@@ -4541,7 +4551,8 @@
             <w:r>
               <w:rPr>
                 <w:color w:val="252A2E"/>
-                <w:sz w:val="19"/>
+                <w:sz w:val="20"/>
+                <w:szCs w:val="24"/>
               </w:rPr>
               <w:t>This activity uses your school email to create a stable in-game designation. When course tracking is enabled, the game may send your email and performance data to the course dashboard so the instructor can verify completion and identify areas that need more practice.</w:t>
             </w:r>
@@ -4572,20 +4583,6 @@
         </w:rPr>
         <w:lastRenderedPageBreak/>
         <w:t>8. Question-Bank and Template Standards</w:t>
-      </w:r>
-    </w:p>
-    <w:p>
-      <w:pPr>
-        <w:keepNext/>
-        <w:spacing w:after="140" w:line="240" w:lineRule="auto"/>
-      </w:pPr>
-      <w:r>
-        <w:rPr>
-          <w:i/>
-          <w:color w:val="2B6F9C"/>
-          <w:sz w:val="20"/>
-        </w:rPr>
-        <w:t>The engine is only as good as the content it receives.</w:t>
       </w:r>
     </w:p>
     <w:p>
@@ -4990,17 +4987,30 @@
           <w:rFonts w:ascii="Aptos" w:hAnsi="Aptos"/>
           <w:color w:val="17324D"/>
         </w:rPr>
-        <w:t>Non-negotiable content audits</w:t>
+        <w:t>Content</w:t>
+      </w:r>
+      <w:r>
+        <w:rPr>
+          <w:rFonts w:ascii="Aptos" w:hAnsi="Aptos"/>
+          <w:color w:val="17324D"/>
+        </w:rPr>
+        <w:t xml:space="preserve"> audits</w:t>
       </w:r>
     </w:p>
     <w:p>
       <w:pPr>
         <w:pStyle w:val="ListBullet"/>
         <w:spacing w:after="60" w:line="252" w:lineRule="auto"/>
+        <w:rPr>
+          <w:sz w:val="20"/>
+          <w:szCs w:val="24"/>
+        </w:rPr>
       </w:pPr>
       <w:r>
         <w:rPr>
           <w:color w:val="252A2E"/>
+          <w:sz w:val="20"/>
+          <w:szCs w:val="24"/>
         </w:rPr>
         <w:t>Verify the correct answer and feedback for every item. Wrong logic in remediation is worse than no remediation because it appears immediately after a student is already confused.</w:t>
       </w:r>
@@ -5009,10 +5019,16 @@
       <w:pPr>
         <w:pStyle w:val="ListBullet"/>
         <w:spacing w:after="60" w:line="252" w:lineRule="auto"/>
+        <w:rPr>
+          <w:sz w:val="20"/>
+          <w:szCs w:val="24"/>
+        </w:rPr>
       </w:pPr>
       <w:r>
         <w:rPr>
           <w:color w:val="252A2E"/>
+          <w:sz w:val="20"/>
+          <w:szCs w:val="24"/>
         </w:rPr>
         <w:t>Audit duplicate and near-duplicate questions across routine, boss, Legendary, repair, and bridge pools.</w:t>
       </w:r>
@@ -5021,10 +5037,16 @@
       <w:pPr>
         <w:pStyle w:val="ListBullet"/>
         <w:spacing w:after="60" w:line="252" w:lineRule="auto"/>
+        <w:rPr>
+          <w:sz w:val="20"/>
+          <w:szCs w:val="24"/>
+        </w:rPr>
       </w:pPr>
       <w:r>
         <w:rPr>
           <w:color w:val="252A2E"/>
+          <w:sz w:val="20"/>
+          <w:szCs w:val="24"/>
         </w:rPr>
         <w:t>Audit answer-length bias. The longest choice must not become a lazy signal for the correct answer.</w:t>
       </w:r>
@@ -5033,10 +5055,16 @@
       <w:pPr>
         <w:pStyle w:val="ListBullet"/>
         <w:spacing w:after="60" w:line="252" w:lineRule="auto"/>
+        <w:rPr>
+          <w:sz w:val="20"/>
+          <w:szCs w:val="24"/>
+        </w:rPr>
       </w:pPr>
       <w:r>
         <w:rPr>
           <w:color w:val="252A2E"/>
+          <w:sz w:val="20"/>
+          <w:szCs w:val="24"/>
         </w:rPr>
         <w:t>Use plausible distractors tied to actual misconceptions. Random nonsense only tests whether the student can spot random nonsense.</w:t>
       </w:r>
@@ -5045,10 +5073,16 @@
       <w:pPr>
         <w:pStyle w:val="ListBullet"/>
         <w:spacing w:after="60" w:line="252" w:lineRule="auto"/>
+        <w:rPr>
+          <w:sz w:val="20"/>
+          <w:szCs w:val="24"/>
+        </w:rPr>
       </w:pPr>
       <w:r>
         <w:rPr>
           <w:color w:val="252A2E"/>
+          <w:sz w:val="20"/>
+          <w:szCs w:val="24"/>
         </w:rPr>
         <w:t>Keep tags, objectives, skills, and types consistent. Metadata drift breaks both adaptation and reporting.</w:t>
       </w:r>
@@ -5057,10 +5091,16 @@
       <w:pPr>
         <w:pStyle w:val="ListBullet"/>
         <w:spacing w:after="60" w:line="252" w:lineRule="auto"/>
+        <w:rPr>
+          <w:sz w:val="20"/>
+          <w:szCs w:val="24"/>
+        </w:rPr>
       </w:pPr>
       <w:r>
         <w:rPr>
           <w:color w:val="252A2E"/>
+          <w:sz w:val="20"/>
+          <w:szCs w:val="24"/>
         </w:rPr>
         <w:t>For graphs, verify the image, alt text, enlargement behavior, labels, units, and answer logic together.</w:t>
       </w:r>
@@ -5314,7 +5354,8 @@
             <w:r>
               <w:rPr>
                 <w:color w:val="252A2E"/>
-                <w:sz w:val="19"/>
+                <w:sz w:val="20"/>
+                <w:szCs w:val="24"/>
               </w:rPr>
               <w:t>The minimal faculty template may omit characters, custom art, and audio while keeping the same engine and question-bank structure. Removing presentation is fine. Breaking required IDs or engine logic is not.</w:t>
             </w:r>
@@ -5322,6 +5363,11 @@
         </w:tc>
       </w:tr>
     </w:tbl>
+    <w:p>
+      <w:pPr>
+        <w:spacing w:after="0"/>
+      </w:pPr>
+    </w:p>
     <w:p>
       <w:pPr>
         <w:spacing w:after="0"/>
@@ -5346,14 +5392,16 @@
       <w:pPr>
         <w:keepNext/>
         <w:spacing w:after="140" w:line="240" w:lineRule="auto"/>
+        <w:rPr>
+          <w:iCs/>
+        </w:rPr>
       </w:pPr>
       <w:r>
         <w:rPr>
-          <w:i/>
-          <w:color w:val="2B6F9C"/>
+          <w:iCs/>
           <w:sz w:val="20"/>
         </w:rPr>
-        <w:t>Match the mode to the goal, then test the actual student pathways.</w:t>
+        <w:t>Let students know what each mode does.</w:t>
       </w:r>
     </w:p>
     <w:tbl>
@@ -5978,10 +6026,16 @@
       <w:pPr>
         <w:pStyle w:val="ListNumber"/>
         <w:spacing w:after="60" w:line="252" w:lineRule="auto"/>
+        <w:rPr>
+          <w:sz w:val="20"/>
+          <w:szCs w:val="24"/>
+        </w:rPr>
       </w:pPr>
       <w:r>
         <w:rPr>
           <w:color w:val="252A2E"/>
+          <w:sz w:val="20"/>
+          <w:szCs w:val="24"/>
         </w:rPr>
         <w:t>Run all five modes from the mode menu.</w:t>
       </w:r>
@@ -5990,10 +6044,16 @@
       <w:pPr>
         <w:pStyle w:val="ListNumber"/>
         <w:spacing w:after="60" w:line="252" w:lineRule="auto"/>
+        <w:rPr>
+          <w:sz w:val="20"/>
+          <w:szCs w:val="24"/>
+        </w:rPr>
       </w:pPr>
       <w:r>
         <w:rPr>
           <w:color w:val="252A2E"/>
+          <w:sz w:val="20"/>
+          <w:szCs w:val="24"/>
         </w:rPr>
         <w:t>Answer correctly enough to test escalation into harder and elite material.</w:t>
       </w:r>
@@ -6002,10 +6062,16 @@
       <w:pPr>
         <w:pStyle w:val="ListNumber"/>
         <w:spacing w:after="60" w:line="252" w:lineRule="auto"/>
+        <w:rPr>
+          <w:sz w:val="20"/>
+          <w:szCs w:val="24"/>
+        </w:rPr>
       </w:pPr>
       <w:r>
         <w:rPr>
           <w:color w:val="252A2E"/>
+          <w:sz w:val="20"/>
+          <w:szCs w:val="24"/>
         </w:rPr>
         <w:t>Miss questions deliberately to trigger repair, bridge, retest, ordinary setbacks, and boss failure.</w:t>
       </w:r>
@@ -6014,10 +6080,16 @@
       <w:pPr>
         <w:pStyle w:val="ListNumber"/>
         <w:spacing w:after="60" w:line="252" w:lineRule="auto"/>
+        <w:rPr>
+          <w:sz w:val="20"/>
+          <w:szCs w:val="24"/>
+        </w:rPr>
       </w:pPr>
       <w:r>
         <w:rPr>
           <w:color w:val="252A2E"/>
+          <w:sz w:val="20"/>
+          <w:szCs w:val="24"/>
         </w:rPr>
         <w:t>Create a rapid-guessing pattern and confirm the warning, lockout, and score penalty behavior.</w:t>
       </w:r>
@@ -6026,10 +6098,16 @@
       <w:pPr>
         <w:pStyle w:val="ListNumber"/>
         <w:spacing w:after="60" w:line="252" w:lineRule="auto"/>
+        <w:rPr>
+          <w:sz w:val="20"/>
+          <w:szCs w:val="24"/>
+        </w:rPr>
       </w:pPr>
       <w:r>
         <w:rPr>
           <w:color w:val="252A2E"/>
+          <w:sz w:val="20"/>
+          <w:szCs w:val="24"/>
         </w:rPr>
         <w:t>Defeat every boss and verify boss sequencing, artifacts in Standard Campaign, and special final scenes where applicable.</w:t>
       </w:r>
@@ -6038,10 +6116,16 @@
       <w:pPr>
         <w:pStyle w:val="ListNumber"/>
         <w:spacing w:after="60" w:line="252" w:lineRule="auto"/>
+        <w:rPr>
+          <w:sz w:val="20"/>
+          <w:szCs w:val="24"/>
+        </w:rPr>
       </w:pPr>
       <w:r>
         <w:rPr>
           <w:color w:val="252A2E"/>
+          <w:sz w:val="20"/>
+          <w:szCs w:val="24"/>
         </w:rPr>
         <w:t>Test Standard Campaign and Legendary save/resume on the same browser, then verify that other modes do not offer run resume.</w:t>
       </w:r>
@@ -6050,10 +6134,16 @@
       <w:pPr>
         <w:pStyle w:val="ListNumber"/>
         <w:spacing w:after="60" w:line="252" w:lineRule="auto"/>
+        <w:rPr>
+          <w:sz w:val="20"/>
+          <w:szCs w:val="24"/>
+        </w:rPr>
       </w:pPr>
       <w:r>
         <w:rPr>
           <w:color w:val="252A2E"/>
+          <w:sz w:val="20"/>
+          <w:szCs w:val="24"/>
         </w:rPr>
         <w:t>Open every graph question, enlarge it, close it with mouse and keyboard, and test the mobile layout.</w:t>
       </w:r>
@@ -6062,10 +6152,16 @@
       <w:pPr>
         <w:pStyle w:val="ListNumber"/>
         <w:spacing w:after="60" w:line="252" w:lineRule="auto"/>
+        <w:rPr>
+          <w:sz w:val="20"/>
+          <w:szCs w:val="24"/>
+        </w:rPr>
       </w:pPr>
       <w:r>
         <w:rPr>
           <w:color w:val="252A2E"/>
+          <w:sz w:val="20"/>
+          <w:szCs w:val="24"/>
         </w:rPr>
         <w:t>Complete every mode and inspect its result screen, mastery report, copy function, verification code, and return-to-menu behavior.</w:t>
       </w:r>
@@ -6074,10 +6170,16 @@
       <w:pPr>
         <w:pStyle w:val="ListNumber"/>
         <w:spacing w:after="60" w:line="252" w:lineRule="auto"/>
+        <w:rPr>
+          <w:sz w:val="20"/>
+          <w:szCs w:val="24"/>
+        </w:rPr>
       </w:pPr>
       <w:r>
         <w:rPr>
           <w:color w:val="252A2E"/>
+          <w:sz w:val="20"/>
+          <w:szCs w:val="24"/>
         </w:rPr>
         <w:t>Verify telemetry records start, answer, boss, completion, score, and resume events—or document the fallback when tracking fails.</w:t>
       </w:r>
@@ -6086,10 +6188,16 @@
       <w:pPr>
         <w:pStyle w:val="ListNumber"/>
         <w:spacing w:after="60" w:line="252" w:lineRule="auto"/>
+        <w:rPr>
+          <w:sz w:val="20"/>
+          <w:szCs w:val="24"/>
+        </w:rPr>
       </w:pPr>
       <w:r>
         <w:rPr>
           <w:color w:val="252A2E"/>
+          <w:sz w:val="20"/>
+          <w:szCs w:val="24"/>
         </w:rPr>
         <w:t>Clear local storage and confirm that the game handles a clean browser state without inherited progress or stale artifacts.</w:t>
       </w:r>
@@ -6172,7 +6280,8 @@
             <w:r>
               <w:rPr>
                 <w:color w:val="252A2E"/>
-                <w:sz w:val="19"/>
+                <w:sz w:val="20"/>
+                <w:szCs w:val="24"/>
               </w:rPr>
               <w:t>This game is practice, not punishment. Expect mistakes. The engine may bring back material you miss, slow you down when you rush, and recommend what to practice next. Your job is not to click fast. Your job is to make the concept hold up under pressure.</w:t>
             </w:r>

--- a/downloads/resources/faculty-game-overview-guide.docx
+++ b/downloads/resources/faculty-game-overview-guide.docx
@@ -10,7 +10,7 @@
         <w:drawing>
           <wp:inline xmlns:a="http://schemas.openxmlformats.org/drawingml/2006/main" xmlns:pic="http://schemas.openxmlformats.org/drawingml/2006/picture">
             <wp:extent cx="1783080" cy="789780"/>
-            <wp:docPr id="1" name="Picture 1"/>
+            <wp:docPr id="1" name="Picture 1" descr="Mastery Quests logo"/>
             <wp:cNvGraphicFramePr>
               <a:graphicFrameLocks noChangeAspect="1"/>
             </wp:cNvGraphicFramePr>
@@ -90,25 +90,8 @@
             </w:tcBorders>
           </w:tcPr>
           <w:p>
-            <w:pPr>
-              <w:spacing w:after="0"/>
-            </w:pPr>
             <w:r>
-              <w:rPr>
-                <w:rFonts w:ascii="Aptos" w:hAnsi="Aptos"/>
-                <w:b/>
-                <w:color w:val="062454"/>
-                <w:sz w:val="21"/>
-              </w:rPr>
-              <w:t xml:space="preserve">Current architecture:  </w:t>
-            </w:r>
-            <w:r>
-              <w:rPr>
-                <w:rFonts w:ascii="Aptos" w:hAnsi="Aptos"/>
-                <w:color w:val="0A172A"/>
-                <w:sz w:val="21"/>
-              </w:rPr>
-              <w:t>Composer-generated games are browser-based, self-contained HTML activities. They use local browser storage for progress and run data and do not automatically transmit question-level gameplay records to a Mastery Quests server.</w:t>
+              <w:t>Current architecture: Composer-generated games are browser-based HTML activities packaged with a concept-reviews folder containing only the reviews needed by that build. Progress and run data stay in local browser storage and are not automatically transmitted to a Mastery Quests server.</w:t>
             </w:r>
           </w:p>
         </w:tc>
@@ -129,7 +112,7 @@
     </w:p>
     <w:p>
       <w:r>
-        <w:t>Mastery Quests combines retrieval practice, immediate feedback, adaptive question selection, staged support after errors, escalating difficulty, checkpoint encounters, and a post-run mastery report. The theme can be elaborate or minimal. The instructional engine is the part that matters.</w:t>
+        <w:t>Mastery Quests combines retrieval practice, immediate feedback, adaptive question selection, staged support after errors, escalating difficulty, checkpoint encounters, and Mastery Report 2.0. When warranted, the report connects a meaningful weakness to a targeted one-page Concept Review before the student returns to practice.</w:t>
       </w:r>
     </w:p>
     <w:p>
@@ -197,7 +180,7 @@
         <w:pStyle w:val="Heading1"/>
       </w:pPr>
       <w:r>
-        <w:t>2. The five modes</w:t>
+        <w:t>2. The ten modes</w:t>
       </w:r>
     </w:p>
     <w:tbl>
@@ -213,18 +196,22 @@
         <w:gridCol w:w="3389"/>
       </w:tblGrid>
       <w:tr>
+        <w:trPr>
+          <w:tblHeader w:val="true"/>
+        </w:trPr>
         <w:tc>
           <w:tcPr>
             <w:tcW w:type="dxa" w:w="3389"/>
-            <w:shd w:fill="062454"/>
+            <w:shd w:fill="0B2D5C"/>
+            <w:vAlign w:val="top"/>
           </w:tcPr>
           <w:p>
+            <w:r/>
             <w:r>
               <w:rPr>
-                <w:rFonts w:ascii="Aptos" w:hAnsi="Aptos"/>
                 <w:b/>
                 <w:color w:val="FFFFFF"/>
-                <w:sz w:val="19"/>
+                <w:sz w:val="18"/>
               </w:rPr>
               <w:t>Mode</w:t>
             </w:r>
@@ -233,49 +220,55 @@
         <w:tc>
           <w:tcPr>
             <w:tcW w:type="dxa" w:w="3389"/>
-            <w:shd w:fill="062454"/>
+            <w:shd w:fill="0B2D5C"/>
+            <w:vAlign w:val="top"/>
           </w:tcPr>
           <w:p>
+            <w:r/>
             <w:r>
               <w:rPr>
-                <w:rFonts w:ascii="Aptos" w:hAnsi="Aptos"/>
                 <w:b/>
                 <w:color w:val="FFFFFF"/>
-                <w:sz w:val="19"/>
+                <w:sz w:val="18"/>
               </w:rPr>
-              <w:t>What students experience</w:t>
+              <w:t>What changes</w:t>
             </w:r>
           </w:p>
         </w:tc>
         <w:tc>
           <w:tcPr>
             <w:tcW w:type="dxa" w:w="3389"/>
-            <w:shd w:fill="062454"/>
+            <w:shd w:fill="0B2D5C"/>
+            <w:vAlign w:val="top"/>
           </w:tcPr>
           <w:p>
+            <w:r/>
             <w:r>
               <w:rPr>
-                <w:rFonts w:ascii="Aptos" w:hAnsi="Aptos"/>
                 <w:b/>
                 <w:color w:val="FFFFFF"/>
-                <w:sz w:val="19"/>
+                <w:sz w:val="18"/>
               </w:rPr>
-              <w:t>Best instructional use</w:t>
+              <w:t>When to use it</w:t>
             </w:r>
           </w:p>
         </w:tc>
       </w:tr>
       <w:tr>
+        <w:trPr>
+          <w:cantSplit/>
+        </w:trPr>
         <w:tc>
           <w:tcPr>
-            <w:tcW w:type="dxa" w:w="3389"/>
+            <w:tcW w:type="dxa" w:w="1944"/>
+            <w:vAlign w:val="top"/>
           </w:tcPr>
           <w:p>
+            <w:r/>
             <w:r>
               <w:rPr>
-                <w:rFonts w:ascii="Aptos" w:hAnsi="Aptos"/>
                 <w:b/>
-                <w:color w:val="0A172A"/>
+                <w:color w:val="0B2D5C"/>
                 <w:sz w:val="17"/>
               </w:rPr>
               <w:t>Standard Campaign</w:t>
@@ -284,30 +277,30 @@
         </w:tc>
         <w:tc>
           <w:tcPr>
-            <w:tcW w:type="dxa" w:w="3389"/>
+            <w:tcW w:type="dxa" w:w="4680"/>
+            <w:vAlign w:val="top"/>
           </w:tcPr>
           <w:p>
+            <w:r/>
             <w:r>
               <w:rPr>
-                <w:rFonts w:ascii="Aptos" w:hAnsi="Aptos"/>
                 <w:b w:val="0"/>
-                <w:color w:val="0A172A"/>
                 <w:sz w:val="17"/>
               </w:rPr>
-              <w:t>Full 30-room campaign with checkpoints, adaptive support, setbacks, artifacts, and browser-local save/resume.</w:t>
+              <w:t>A 30-room campaign with checkpoints, milestones, setbacks, and browser-local save/resume.</w:t>
             </w:r>
           </w:p>
         </w:tc>
         <w:tc>
           <w:tcPr>
-            <w:tcW w:type="dxa" w:w="3389"/>
+            <w:tcW w:type="dxa" w:w="3240"/>
+            <w:vAlign w:val="top"/>
           </w:tcPr>
           <w:p>
+            <w:r/>
             <w:r>
               <w:rPr>
-                <w:rFonts w:ascii="Aptos" w:hAnsi="Aptos"/>
                 <w:b w:val="0"/>
-                <w:color w:val="0A172A"/>
                 <w:sz w:val="17"/>
               </w:rPr>
               <w:t>Use for the complete game experience.</w:t>
@@ -316,17 +309,20 @@
         </w:tc>
       </w:tr>
       <w:tr>
+        <w:trPr>
+          <w:cantSplit/>
+        </w:trPr>
         <w:tc>
           <w:tcPr>
-            <w:tcW w:type="dxa" w:w="3389"/>
-            <w:shd w:fill="F7FAFC"/>
+            <w:tcW w:type="dxa" w:w="1944"/>
+            <w:vAlign w:val="top"/>
           </w:tcPr>
           <w:p>
+            <w:r/>
             <w:r>
               <w:rPr>
-                <w:rFonts w:ascii="Aptos" w:hAnsi="Aptos"/>
                 <w:b/>
-                <w:color w:val="0A172A"/>
+                <w:color w:val="0B2D5C"/>
                 <w:sz w:val="17"/>
               </w:rPr>
               <w:t>Timed Trial</w:t>
@@ -335,50 +331,52 @@
         </w:tc>
         <w:tc>
           <w:tcPr>
-            <w:tcW w:type="dxa" w:w="3389"/>
-            <w:shd w:fill="F7FAFC"/>
+            <w:tcW w:type="dxa" w:w="4680"/>
+            <w:vAlign w:val="top"/>
           </w:tcPr>
           <w:p>
+            <w:r/>
             <w:r>
               <w:rPr>
-                <w:rFonts w:ascii="Aptos" w:hAnsi="Aptos"/>
                 <w:b w:val="0"/>
-                <w:color w:val="0A172A"/>
                 <w:sz w:val="17"/>
               </w:rPr>
-              <w:t>A ten-minute endurance run with a visible countdown. Correct answers advance; misses can push the learner back. No checkpoint battles.</w:t>
+              <w:t>A ten-minute run with a visible countdown and no checkpoints; the timer governs completion.</w:t>
             </w:r>
           </w:p>
         </w:tc>
         <w:tc>
           <w:tcPr>
-            <w:tcW w:type="dxa" w:w="3389"/>
-            <w:shd w:fill="F7FAFC"/>
+            <w:tcW w:type="dxa" w:w="3240"/>
+            <w:vAlign w:val="top"/>
           </w:tcPr>
           <w:p>
+            <w:r/>
             <w:r>
               <w:rPr>
-                <w:rFonts w:ascii="Aptos" w:hAnsi="Aptos"/>
                 <w:b w:val="0"/>
-                <w:color w:val="0A172A"/>
                 <w:sz w:val="17"/>
               </w:rPr>
-              <w:t>Use after students know the material and you want fluency under time.</w:t>
+              <w:t>Use for fluency practice after students know the material.</w:t>
             </w:r>
           </w:p>
         </w:tc>
       </w:tr>
       <w:tr>
+        <w:trPr>
+          <w:cantSplit/>
+        </w:trPr>
         <w:tc>
           <w:tcPr>
-            <w:tcW w:type="dxa" w:w="3389"/>
+            <w:tcW w:type="dxa" w:w="1944"/>
+            <w:vAlign w:val="top"/>
           </w:tcPr>
           <w:p>
+            <w:r/>
             <w:r>
               <w:rPr>
-                <w:rFonts w:ascii="Aptos" w:hAnsi="Aptos"/>
                 <w:b/>
-                <w:color w:val="0A172A"/>
+                <w:color w:val="0B2D5C"/>
                 <w:sz w:val="17"/>
               </w:rPr>
               <w:t>Exam Drill</w:t>
@@ -387,30 +385,30 @@
         </w:tc>
         <w:tc>
           <w:tcPr>
-            <w:tcW w:type="dxa" w:w="3389"/>
+            <w:tcW w:type="dxa" w:w="4680"/>
+            <w:vAlign w:val="top"/>
           </w:tcPr>
           <w:p>
+            <w:r/>
             <w:r>
               <w:rPr>
-                <w:rFonts w:ascii="Aptos" w:hAnsi="Aptos"/>
                 <w:b w:val="0"/>
-                <w:color w:val="0A172A"/>
                 <w:sz w:val="17"/>
               </w:rPr>
-              <w:t>A 30-room adaptive practice path without checkpoint battles, artifacts, or campaign consequences.</w:t>
+              <w:t>A 30-room adaptive practice path without checkpoints, milestones, or campaign progress.</w:t>
             </w:r>
           </w:p>
         </w:tc>
         <w:tc>
           <w:tcPr>
-            <w:tcW w:type="dxa" w:w="3389"/>
+            <w:tcW w:type="dxa" w:w="3240"/>
+            <w:vAlign w:val="top"/>
           </w:tcPr>
           <w:p>
+            <w:r/>
             <w:r>
               <w:rPr>
-                <w:rFonts w:ascii="Aptos" w:hAnsi="Aptos"/>
                 <w:b w:val="0"/>
-                <w:color w:val="0A172A"/>
                 <w:sz w:val="17"/>
               </w:rPr>
               <w:t>Use for lower-distraction review and diagnostic practice.</w:t>
@@ -419,17 +417,20 @@
         </w:tc>
       </w:tr>
       <w:tr>
+        <w:trPr>
+          <w:cantSplit/>
+        </w:trPr>
         <w:tc>
           <w:tcPr>
-            <w:tcW w:type="dxa" w:w="3389"/>
-            <w:shd w:fill="F7FAFC"/>
+            <w:tcW w:type="dxa" w:w="1944"/>
+            <w:vAlign w:val="top"/>
           </w:tcPr>
           <w:p>
+            <w:r/>
             <w:r>
               <w:rPr>
-                <w:rFonts w:ascii="Aptos" w:hAnsi="Aptos"/>
                 <w:b/>
-                <w:color w:val="0A172A"/>
+                <w:color w:val="0B2D5C"/>
                 <w:sz w:val="17"/>
               </w:rPr>
               <w:t>Legendary Mode</w:t>
@@ -438,50 +439,52 @@
         </w:tc>
         <w:tc>
           <w:tcPr>
-            <w:tcW w:type="dxa" w:w="3389"/>
-            <w:shd w:fill="F7FAFC"/>
+            <w:tcW w:type="dxa" w:w="4680"/>
+            <w:vAlign w:val="top"/>
           </w:tcPr>
           <w:p>
+            <w:r/>
             <w:r>
               <w:rPr>
-                <w:rFonts w:ascii="Aptos" w:hAnsi="Aptos"/>
                 <w:b w:val="0"/>
-                <w:color w:val="0A172A"/>
                 <w:sz w:val="17"/>
               </w:rPr>
-              <w:t>A full mastery-level run using dedicated harder questions and checkpoint encounters. Staged repair is removed.</w:t>
+              <w:t>A 30-room campaign using mastery-level, multi-step questions with close choices and no normal remediation sequence.</w:t>
             </w:r>
           </w:p>
         </w:tc>
         <w:tc>
           <w:tcPr>
-            <w:tcW w:type="dxa" w:w="3389"/>
-            <w:shd w:fill="F7FAFC"/>
+            <w:tcW w:type="dxa" w:w="3240"/>
+            <w:vAlign w:val="top"/>
           </w:tcPr>
           <w:p>
+            <w:r/>
             <w:r>
               <w:rPr>
-                <w:rFonts w:ascii="Aptos" w:hAnsi="Aptos"/>
                 <w:b w:val="0"/>
-                <w:color w:val="0A172A"/>
                 <w:sz w:val="17"/>
               </w:rPr>
-              <w:t>Use after ordinary mastery is stable.</w:t>
+              <w:t>Use as a later challenge after ordinary mastery is stable.</w:t>
             </w:r>
           </w:p>
         </w:tc>
       </w:tr>
       <w:tr>
+        <w:trPr>
+          <w:cantSplit/>
+        </w:trPr>
         <w:tc>
           <w:tcPr>
-            <w:tcW w:type="dxa" w:w="3389"/>
+            <w:tcW w:type="dxa" w:w="1944"/>
+            <w:vAlign w:val="top"/>
           </w:tcPr>
           <w:p>
+            <w:r/>
             <w:r>
               <w:rPr>
-                <w:rFonts w:ascii="Aptos" w:hAnsi="Aptos"/>
                 <w:b/>
-                <w:color w:val="0A172A"/>
+                <w:color w:val="0B2D5C"/>
                 <w:sz w:val="17"/>
               </w:rPr>
               <w:t>Score Attack</w:t>
@@ -490,33 +493,303 @@
         </w:tc>
         <w:tc>
           <w:tcPr>
-            <w:tcW w:type="dxa" w:w="3389"/>
+            <w:tcW w:type="dxa" w:w="4680"/>
+            <w:vAlign w:val="top"/>
           </w:tcPr>
           <w:p>
+            <w:r/>
             <w:r>
               <w:rPr>
-                <w:rFonts w:ascii="Aptos" w:hAnsi="Aptos"/>
                 <w:b w:val="0"/>
-                <w:color w:val="0A172A"/>
                 <w:sz w:val="17"/>
               </w:rPr>
-              <w:t>A full path with checkpoint encounters and arcade scoring for correct answers, speed, streaks, misses, and rapid guessing.</w:t>
+              <w:t>A scored run rewarding correct answers, speed, and streaks while penalizing misses and rapid guessing.</w:t>
             </w:r>
           </w:p>
         </w:tc>
         <w:tc>
           <w:tcPr>
-            <w:tcW w:type="dxa" w:w="3389"/>
+            <w:tcW w:type="dxa" w:w="3240"/>
+            <w:vAlign w:val="top"/>
           </w:tcPr>
           <w:p>
+            <w:r/>
             <w:r>
               <w:rPr>
-                <w:rFonts w:ascii="Aptos" w:hAnsi="Aptos"/>
                 <w:b w:val="0"/>
-                <w:color w:val="0A172A"/>
                 <w:sz w:val="17"/>
               </w:rPr>
               <w:t>Use for repeat practice and motivation, not first exposure.</w:t>
+            </w:r>
+          </w:p>
+        </w:tc>
+      </w:tr>
+      <w:tr>
+        <w:trPr>
+          <w:cantSplit/>
+        </w:trPr>
+        <w:tc>
+          <w:tcPr>
+            <w:tcW w:type="dxa" w:w="1944"/>
+            <w:vAlign w:val="top"/>
+          </w:tcPr>
+          <w:p>
+            <w:r/>
+            <w:r>
+              <w:rPr>
+                <w:b/>
+                <w:color w:val="0B2D5C"/>
+                <w:sz w:val="17"/>
+              </w:rPr>
+              <w:t>Quiz</w:t>
+            </w:r>
+          </w:p>
+        </w:tc>
+        <w:tc>
+          <w:tcPr>
+            <w:tcW w:type="dxa" w:w="4680"/>
+            <w:vAlign w:val="top"/>
+          </w:tcPr>
+          <w:p>
+            <w:r/>
+            <w:r>
+              <w:rPr>
+                <w:b w:val="0"/>
+                <w:sz w:val="17"/>
+              </w:rPr>
+              <w:t>A fixed run of 1-15 questions chosen by the student while faculty-selected concepts remain fixed.</w:t>
+            </w:r>
+          </w:p>
+        </w:tc>
+        <w:tc>
+          <w:tcPr>
+            <w:tcW w:type="dxa" w:w="3240"/>
+            <w:vAlign w:val="top"/>
+          </w:tcPr>
+          <w:p>
+            <w:r/>
+            <w:r>
+              <w:rPr>
+                <w:b w:val="0"/>
+                <w:sz w:val="17"/>
+              </w:rPr>
+              <w:t>Use when assigning a specific-length classroom or homework run.</w:t>
+            </w:r>
+          </w:p>
+        </w:tc>
+      </w:tr>
+      <w:tr>
+        <w:trPr>
+          <w:cantSplit/>
+        </w:trPr>
+        <w:tc>
+          <w:tcPr>
+            <w:tcW w:type="dxa" w:w="1944"/>
+            <w:vAlign w:val="top"/>
+          </w:tcPr>
+          <w:p>
+            <w:r/>
+            <w:r>
+              <w:rPr>
+                <w:b/>
+                <w:color w:val="0B2D5C"/>
+                <w:sz w:val="17"/>
+              </w:rPr>
+              <w:t>Unlimited Practice</w:t>
+            </w:r>
+          </w:p>
+        </w:tc>
+        <w:tc>
+          <w:tcPr>
+            <w:tcW w:type="dxa" w:w="4680"/>
+            <w:vAlign w:val="top"/>
+          </w:tcPr>
+          <w:p>
+            <w:r/>
+            <w:r>
+              <w:rPr>
+                <w:b w:val="0"/>
+                <w:sz w:val="17"/>
+              </w:rPr>
+              <w:t>Adaptive practice repeats in 30-question cycles until the student ends the session and generates a report.</w:t>
+            </w:r>
+          </w:p>
+        </w:tc>
+        <w:tc>
+          <w:tcPr>
+            <w:tcW w:type="dxa" w:w="3240"/>
+            <w:vAlign w:val="top"/>
+          </w:tcPr>
+          <w:p>
+            <w:r/>
+            <w:r>
+              <w:rPr>
+                <w:b w:val="0"/>
+                <w:sz w:val="17"/>
+              </w:rPr>
+              <w:t>Use for open-ended practice where students decide when to stop.</w:t>
+            </w:r>
+          </w:p>
+        </w:tc>
+      </w:tr>
+      <w:tr>
+        <w:trPr>
+          <w:cantSplit/>
+        </w:trPr>
+        <w:tc>
+          <w:tcPr>
+            <w:tcW w:type="dxa" w:w="1944"/>
+            <w:vAlign w:val="top"/>
+          </w:tcPr>
+          <w:p>
+            <w:r/>
+            <w:r>
+              <w:rPr>
+                <w:b/>
+                <w:color w:val="0B2D5C"/>
+                <w:sz w:val="17"/>
+              </w:rPr>
+              <w:t>Trial by Graph</w:t>
+            </w:r>
+          </w:p>
+        </w:tc>
+        <w:tc>
+          <w:tcPr>
+            <w:tcW w:type="dxa" w:w="4680"/>
+            <w:vAlign w:val="top"/>
+          </w:tcPr>
+          <w:p>
+            <w:r/>
+            <w:r>
+              <w:rPr>
+                <w:b w:val="0"/>
+                <w:sz w:val="17"/>
+              </w:rPr>
+              <w:t>A 10-, 15-, or 20-question run using only audited items in which the graph is required; only supported lengths appear.</w:t>
+            </w:r>
+          </w:p>
+        </w:tc>
+        <w:tc>
+          <w:tcPr>
+            <w:tcW w:type="dxa" w:w="3240"/>
+            <w:vAlign w:val="top"/>
+          </w:tcPr>
+          <w:p>
+            <w:r/>
+            <w:r>
+              <w:rPr>
+                <w:b w:val="0"/>
+                <w:sz w:val="17"/>
+              </w:rPr>
+              <w:t>Use for concentrated graphical-analysis practice.</w:t>
+            </w:r>
+          </w:p>
+        </w:tc>
+      </w:tr>
+      <w:tr>
+        <w:trPr>
+          <w:cantSplit/>
+        </w:trPr>
+        <w:tc>
+          <w:tcPr>
+            <w:tcW w:type="dxa" w:w="1944"/>
+            <w:vAlign w:val="top"/>
+          </w:tcPr>
+          <w:p>
+            <w:r/>
+            <w:r>
+              <w:rPr>
+                <w:b/>
+                <w:color w:val="0B2D5C"/>
+                <w:sz w:val="17"/>
+              </w:rPr>
+              <w:t>Fading Fortune</w:t>
+            </w:r>
+          </w:p>
+        </w:tc>
+        <w:tc>
+          <w:tcPr>
+            <w:tcW w:type="dxa" w:w="4680"/>
+            <w:vAlign w:val="top"/>
+          </w:tcPr>
+          <w:p>
+            <w:r/>
+            <w:r>
+              <w:rPr>
+                <w:b w:val="0"/>
+                <w:sz w:val="17"/>
+              </w:rPr>
+              <w:t>A 10-, 15-, or 20-question run. Random incorrect choices fade at difficulty-based intervals and value falls 100 -&gt; 75 -&gt; 50 -&gt; 25.</w:t>
+            </w:r>
+          </w:p>
+        </w:tc>
+        <w:tc>
+          <w:tcPr>
+            <w:tcW w:type="dxa" w:w="3240"/>
+            <w:vAlign w:val="top"/>
+          </w:tcPr>
+          <w:p>
+            <w:r/>
+            <w:r>
+              <w:rPr>
+                <w:b w:val="0"/>
+                <w:sz w:val="17"/>
+              </w:rPr>
+              <w:t>Use for time pressure without a full-run clock.</w:t>
+            </w:r>
+          </w:p>
+        </w:tc>
+      </w:tr>
+      <w:tr>
+        <w:trPr>
+          <w:cantSplit/>
+        </w:trPr>
+        <w:tc>
+          <w:tcPr>
+            <w:tcW w:type="dxa" w:w="1944"/>
+            <w:vAlign w:val="top"/>
+          </w:tcPr>
+          <w:p>
+            <w:r/>
+            <w:r>
+              <w:rPr>
+                <w:b/>
+                <w:color w:val="0B2D5C"/>
+                <w:sz w:val="17"/>
+              </w:rPr>
+              <w:t>Risk &amp; Reward</w:t>
+            </w:r>
+          </w:p>
+        </w:tc>
+        <w:tc>
+          <w:tcPr>
+            <w:tcW w:type="dxa" w:w="4680"/>
+            <w:vAlign w:val="top"/>
+          </w:tcPr>
+          <w:p>
+            <w:r/>
+            <w:r>
+              <w:rPr>
+                <w:b w:val="0"/>
+                <w:sz w:val="17"/>
+              </w:rPr>
+              <w:t>A 10-, 15-, or 20-question run with a 1,000-point bankroll. Students risk 10%, 25%, 50%, or all in before seeing each question.</w:t>
+            </w:r>
+          </w:p>
+        </w:tc>
+        <w:tc>
+          <w:tcPr>
+            <w:tcW w:type="dxa" w:w="3240"/>
+            <w:vAlign w:val="top"/>
+          </w:tcPr>
+          <w:p>
+            <w:r/>
+            <w:r>
+              <w:rPr>
+                <w:b w:val="0"/>
+                <w:sz w:val="17"/>
+              </w:rPr>
+              <w:t>Use for strategic confidence-and-stakes decisions.</w:t>
             </w:r>
           </w:p>
         </w:tc>
@@ -554,21 +827,16 @@
       </w:r>
     </w:p>
     <w:p>
-      <w:r>
-        <w:br w:type="page"/>
-      </w:r>
-    </w:p>
-    <w:p>
       <w:pPr>
         <w:pStyle w:val="Heading1"/>
       </w:pPr>
       <w:r>
-        <w:t>5. Mastery reporting and completion evidence</w:t>
+        <w:t>5. Mastery Report 2.0 and Concept Reviews</w:t>
       </w:r>
     </w:p>
     <w:p>
       <w:r>
-        <w:t>Completed runs produce a student-facing result and mastery report. The report is diagnostic evidence, not a replacement for an aligned exam. It is most useful for directing follow-up practice and helping students see where their performance was strong or weak.</w:t>
+        <w:t>Mastery Report 2.0 summarizes the evidence from the run and identifies the strongest and weakest signals across concepts or learning objectives and, where applicable, question forms or skills. It is diagnostic evidence, not a replacement for an aligned exam, and low-evidence runs should be interpreted cautiously.</w:t>
       </w:r>
     </w:p>
     <w:p>
@@ -578,12 +846,7 @@
         <w:ind w:left="360" w:hanging="173"/>
       </w:pPr>
       <w:r>
-        <w:rPr>
-          <w:rFonts w:ascii="Aptos" w:hAnsi="Aptos"/>
-          <w:color w:val="0A172A"/>
-          <w:sz w:val="21"/>
-        </w:rPr>
-        <w:t>Completion screens and verification codes are lightweight course evidence, not high-stakes identity verification.</w:t>
+        <w:t>The production library contains 120 one-page reviews: 26 General Economics, 53 Microeconomics, and 41 Macroeconomics. Each generated game contains only the subset required by concepts that build can diagnose.</w:t>
       </w:r>
     </w:p>
     <w:p>
@@ -593,12 +856,7 @@
         <w:ind w:left="360" w:hanging="173"/>
       </w:pPr>
       <w:r>
-        <w:rPr>
-          <w:rFonts w:ascii="Aptos" w:hAnsi="Aptos"/>
-          <w:color w:val="0A172A"/>
-          <w:sz w:val="21"/>
-        </w:rPr>
-        <w:t>A mastery report can be copied, captured, or used alongside other evidence specified by the instructor.</w:t>
+        <w:t>When a meaningful weakness maps to an available review, the report can recommend the corresponding one-page Concept Review. A clean run may produce no recommendation. The student opens the PDF, reviews the core idea and worked example, then returns to targeted practice, Repair, or Bridge so later performance creates new evidence.</w:t>
       </w:r>
     </w:p>
     <w:p>
@@ -621,7 +879,7 @@
         <w:pStyle w:val="Heading1"/>
       </w:pPr>
       <w:r>
-        <w:t>6. Saving, local data, and privacy</w:t>
+        <w:t>6. Saving, packaged resources, and privacy</w:t>
       </w:r>
     </w:p>
     <w:p>
@@ -646,12 +904,7 @@
         <w:ind w:left="360" w:hanging="173"/>
       </w:pPr>
       <w:r>
-        <w:rPr>
-          <w:rFonts w:ascii="Aptos" w:hAnsi="Aptos"/>
-          <w:color w:val="0A172A"/>
-          <w:sz w:val="21"/>
-        </w:rPr>
-        <w:t>Standard Campaign and Legendary Mode support browser-local save/resume. Timed Trial, Exam Drill, and Score Attack do not resume an interrupted run.</w:t>
+        <w:t>Standard Campaign and Legendary Mode support browser-local save/resume. Timed Trial, Exam Drill, Quiz, Unlimited Practice, Score Attack, Trial by Graph, Fading Fortune, and Risk &amp; Reward attempts do not resume after leaving the run.</w:t>
       </w:r>
     </w:p>
     <w:p>
@@ -704,7 +957,7 @@
         <w:pStyle w:val="Heading1"/>
       </w:pPr>
       <w:r>
-        <w:t>7. Composer versus manual authoring</w:t>
+        <w:t>7. Build or select the experience</w:t>
       </w:r>
     </w:p>
     <w:tbl>
@@ -720,6 +973,9 @@
         <w:gridCol w:w="3389"/>
       </w:tblGrid>
       <w:tr>
+        <w:trPr>
+          <w:tblHeader/>
+        </w:trPr>
         <w:tc>
           <w:tcPr>
             <w:tcW w:type="dxa" w:w="3389"/>
@@ -776,48 +1032,49 @@
         <w:tc>
           <w:tcPr>
             <w:tcW w:type="dxa" w:w="3389"/>
+            <w:vAlign w:val="top"/>
           </w:tcPr>
           <w:p>
+            <w:r/>
             <w:r>
               <w:rPr>
-                <w:rFonts w:ascii="Aptos" w:hAnsi="Aptos"/>
                 <w:b/>
-                <w:color w:val="0A172A"/>
+                <w:color w:val="0B2D5C"/>
                 <w:sz w:val="18"/>
               </w:rPr>
-              <w:t>Faculty Concept Composer</w:t>
+              <w:t>Faculty Build Composer</w:t>
             </w:r>
           </w:p>
         </w:tc>
         <w:tc>
           <w:tcPr>
             <w:tcW w:type="dxa" w:w="3389"/>
+            <w:vAlign w:val="top"/>
           </w:tcPr>
           <w:p>
+            <w:r/>
             <w:r>
               <w:rPr>
-                <w:rFonts w:ascii="Aptos" w:hAnsi="Aptos"/>
                 <w:b w:val="0"/>
-                <w:color w:val="0A172A"/>
                 <w:sz w:val="18"/>
               </w:rPr>
-              <w:t>You are building from the current economics library.</w:t>
+              <w:t>You are creating an economics quest from the current library.</w:t>
             </w:r>
           </w:p>
         </w:tc>
         <w:tc>
           <w:tcPr>
             <w:tcW w:type="dxa" w:w="3389"/>
+            <w:vAlign w:val="top"/>
           </w:tcPr>
           <w:p>
+            <w:r/>
             <w:r>
               <w:rPr>
-                <w:rFonts w:ascii="Aptos" w:hAnsi="Aptos"/>
                 <w:b w:val="0"/>
-                <w:color w:val="0A172A"/>
                 <w:sz w:val="18"/>
               </w:rPr>
-              <w:t>Choose title, modes, course area, concepts, optional checkpoint focus, review readiness, and generate.</w:t>
+              <w:t>Choose title, modes, course area, concepts or starter combination, checkpoint focus, readiness, and generate.</w:t>
             </w:r>
           </w:p>
         </w:tc>
@@ -826,48 +1083,49 @@
         <w:tc>
           <w:tcPr>
             <w:tcW w:type="dxa" w:w="3389"/>
+            <w:vAlign w:val="top"/>
           </w:tcPr>
           <w:p>
+            <w:r/>
             <w:r>
               <w:rPr>
-                <w:rFonts w:ascii="Aptos" w:hAnsi="Aptos"/>
                 <w:b/>
-                <w:color w:val="0A172A"/>
+                <w:color w:val="0B2D5C"/>
                 <w:sz w:val="18"/>
               </w:rPr>
-              <w:t>Manual faculty template</w:t>
+              <w:t>Published quest library</w:t>
             </w:r>
           </w:p>
         </w:tc>
         <w:tc>
           <w:tcPr>
             <w:tcW w:type="dxa" w:w="3389"/>
+            <w:vAlign w:val="top"/>
           </w:tcPr>
           <w:p>
+            <w:r/>
             <w:r>
               <w:rPr>
-                <w:rFonts w:ascii="Aptos" w:hAnsi="Aptos"/>
                 <w:b w:val="0"/>
-                <w:color w:val="0A172A"/>
                 <w:sz w:val="18"/>
               </w:rPr>
-              <w:t>You are building a new subject library or intentionally changing deeper game content.</w:t>
+              <w:t>A current game already matches the course unit.</w:t>
             </w:r>
           </w:p>
         </w:tc>
         <w:tc>
           <w:tcPr>
             <w:tcW w:type="dxa" w:w="3389"/>
+            <w:vAlign w:val="top"/>
           </w:tcPr>
           <w:p>
+            <w:r/>
             <w:r>
               <w:rPr>
-                <w:rFonts w:ascii="Aptos" w:hAnsi="Aptos"/>
                 <w:b w:val="0"/>
-                <w:color w:val="0A172A"/>
                 <w:sz w:val="18"/>
               </w:rPr>
-              <w:t>Author and validate the banks, replace content and presentation safely, and run a broader technical test.</w:t>
+              <w:t>Select the game, assign an enabled mode, test the hosted package, and state the required evidence.</w:t>
             </w:r>
           </w:p>
         </w:tc>
@@ -948,12 +1206,7 @@
         <w:ind w:left="360" w:hanging="173"/>
       </w:pPr>
       <w:r>
-        <w:rPr>
-          <w:rFonts w:ascii="Aptos" w:hAnsi="Aptos"/>
-          <w:color w:val="0A172A"/>
-          <w:sz w:val="21"/>
-        </w:rPr>
-        <w:t>Use Legendary Mode as a later challenge and Score Attack as repeat practice.</w:t>
+        <w:t>Use Legendary Mode as a later challenge and Score Attack as repeat practice. Use Quiz for assigned length, Unlimited Practice for open-ended work, Trial by Graph for graph analysis, Fading Fortune for timed-choice pressure, and Risk &amp; Reward for confidence-and-stakes decisions.</w:t>
       </w:r>
     </w:p>
     <w:p>

--- a/downloads/resources/faculty-game-overview-guide.docx
+++ b/downloads/resources/faculty-game-overview-guide.docx
@@ -91,7 +91,7 @@
           </w:tcPr>
           <w:p>
             <w:r>
-              <w:t>Current architecture: Composer-generated games are browser-based HTML activities packaged with a concept-reviews folder containing only the reviews needed by that build. Progress and run data stay in local browser storage and are not automatically transmitted to a Mastery Quests server.</w:t>
+              <w:t>Current architecture: Composer-generated games are self-contained browser HTML files. Concept Review routing is embedded in the game; the PDFs stay in the Mastery Quests web library. Progress and run data stay in local browser storage and are not automatically sent to Mastery Quests.</w:t>
             </w:r>
           </w:p>
         </w:tc>
@@ -846,7 +846,7 @@
         <w:ind w:left="360" w:hanging="173"/>
       </w:pPr>
       <w:r>
-        <w:t>The production library contains 120 one-page reviews: 26 General Economics, 53 Microeconomics, and 41 Macroeconomics. Each generated game contains only the subset required by concepts that build can diagnose.</w:t>
+        <w:t>The production library contains 120 one-page reviews: 26 General Economics, 53 Microeconomics, and 41 Macroeconomics. Generated games embed only the routing they need; the PDFs stay centrally hosted in the Mastery Quests web library.</w:t>
       </w:r>
     </w:p>
     <w:p>
@@ -879,7 +879,7 @@
         <w:pStyle w:val="Heading1"/>
       </w:pPr>
       <w:r>
-        <w:t>6. Saving, packaged resources, and privacy</w:t>
+        <w:t>6. Saving, Concept Reviews, and privacy</w:t>
       </w:r>
     </w:p>
     <w:p>
@@ -1119,13 +1119,14 @@
             <w:vAlign w:val="top"/>
           </w:tcPr>
           <w:p>
-            <w:r/>
+            <w:r>
+              <w:t>Select the game, assign an enabled mode, test the hosted game, and state the required evidence.</w:t>
+            </w:r>
             <w:r>
               <w:rPr>
                 <w:b w:val="0"/>
                 <w:sz w:val="18"/>
               </w:rPr>
-              <w:t>Select the game, assign an enabled mode, test the hosted package, and state the required evidence.</w:t>
             </w:r>
           </w:p>
         </w:tc>
@@ -1142,7 +1143,7 @@
     <w:p>
       <w:pPr>
         <w:pStyle w:val="ListBullet"/>
-        <w:spacing w:after="50"/>
+        <w:spacing w:after="0"/>
         <w:ind w:left="360" w:hanging="173"/>
       </w:pPr>
       <w:r>
@@ -1157,7 +1158,7 @@
     <w:p>
       <w:pPr>
         <w:pStyle w:val="ListBullet"/>
-        <w:spacing w:after="50"/>
+        <w:spacing w:after="0"/>
         <w:ind w:left="360" w:hanging="173"/>
       </w:pPr>
       <w:r>
@@ -1172,7 +1173,7 @@
     <w:p>
       <w:pPr>
         <w:pStyle w:val="ListBullet"/>
-        <w:spacing w:after="50"/>
+        <w:spacing w:after="0"/>
         <w:ind w:left="360" w:hanging="173"/>
       </w:pPr>
       <w:r>
@@ -1187,7 +1188,7 @@
     <w:p>
       <w:pPr>
         <w:pStyle w:val="ListBullet"/>
-        <w:spacing w:after="50"/>
+        <w:spacing w:after="0"/>
         <w:ind w:left="360" w:hanging="173"/>
       </w:pPr>
       <w:r>
@@ -1202,17 +1203,17 @@
     <w:p>
       <w:pPr>
         <w:pStyle w:val="ListBullet"/>
-        <w:spacing w:after="50"/>
+        <w:spacing w:after="0"/>
         <w:ind w:left="360" w:hanging="173"/>
       </w:pPr>
       <w:r>
-        <w:t>Use Legendary Mode as a later challenge and Score Attack as repeat practice. Use Quiz for assigned length, Unlimited Practice for open-ended work, Trial by Graph for graph analysis, Fading Fortune for timed-choice pressure, and Risk &amp; Reward for confidence-and-stakes decisions.</w:t>
+        <w:t>Use Legendary Mode as a later challenge; Score Attack for repeat practice; Quiz for assigned length; Unlimited Practice for open-ended work; Trial by Graph for graph analysis; Fading Fortune for timed-choice pressure; and Risk &amp; Reward for confidence-and-stakes decisions.</w:t>
       </w:r>
     </w:p>
     <w:p>
       <w:pPr>
         <w:pStyle w:val="ListBullet"/>
-        <w:spacing w:after="50"/>
+        <w:spacing w:after="0"/>
         <w:ind w:left="360" w:hanging="173"/>
       </w:pPr>
       <w:r>
@@ -1221,7 +1222,7 @@
           <w:color w:val="0A172A"/>
           <w:sz w:val="21"/>
         </w:rPr>
-        <w:t>For low-stakes learning, completion or participation usually makes more sense than grading raw speed or a single weakness label.</w:t>
+        <w:t>For low-stakes use, prefer completion or participation over raw speed or a single weakness label.</w:t>
       </w:r>
     </w:p>
     <w:sectPr>

--- a/downloads/resources/faculty-game-overview-guide.docx
+++ b/downloads/resources/faculty-game-overview-guide.docx
@@ -934,7 +934,7 @@
           <w:color w:val="0A172A"/>
           <w:sz w:val="21"/>
         </w:rPr>
-        <w:t>If a course requires a downloaded CSV, screenshot, verification code, or mastery report, the student submits that evidence deliberately through the instructor’s chosen course workflow.</w:t>
+        <w:t>If a course requires a downloaded CSV, screenshot, verification code, or mastery report, the student submits that evidence deliberately through the instructor’s chosen LMS or course workflow.</w:t>
       </w:r>
     </w:p>
     <w:p>

--- a/downloads/resources/faculty-game-overview-guide.docx
+++ b/downloads/resources/faculty-game-overview-guide.docx
@@ -91,7 +91,7 @@
           </w:tcPr>
           <w:p>
             <w:r>
-              <w:t>Current architecture: Composer-generated games are self-contained browser HTML files. Concept Review routing is embedded in the game; the PDFs stay in the Mastery Quests web library. Progress and run data stay in local browser storage and are not automatically sent to Mastery Quests.</w:t>
+              <w:t>Current architecture: Composer-generated games are self-contained browser HTML files. Official themes and optional faculty images are embedded in the package; Concept Review routing is embedded in the game, while the PDFs stay in the Mastery Quests web library. Progress and run data stay in local browser storage and are not automatically sent to Mastery Quests.</w:t>
             </w:r>
           </w:p>
         </w:tc>
@@ -1068,13 +1068,8 @@
             <w:vAlign w:val="top"/>
           </w:tcPr>
           <w:p>
-            <w:r/>
             <w:r>
-              <w:rPr>
-                <w:b w:val="0"/>
-                <w:sz w:val="18"/>
-              </w:rPr>
-              <w:t>Choose title, modes, course area, concepts or starter combination, checkpoint focus, readiness, and generate.</w:t>
+              <w:t>Choose title, modes, course area, concepts or starter combination, checkpoint focus, Appearance (official theme or optional custom artwork), Readiness, and Generate.</w:t>
             </w:r>
           </w:p>
         </w:tc>

--- a/downloads/resources/faculty-game-overview-guide.docx
+++ b/downloads/resources/faculty-game-overview-guide.docx
@@ -78,6 +78,9 @@
         <w:gridCol w:w="10166"/>
       </w:tblGrid>
       <w:tr>
+        <w:trPr>
+          <w:cantSplit/>
+        </w:trPr>
         <w:tc>
           <w:tcPr>
             <w:tcW w:type="dxa" w:w="10166"/>
@@ -112,7 +115,7 @@
     </w:p>
     <w:p>
       <w:r>
-        <w:t>Mastery Quests combines retrieval practice, immediate feedback, adaptive question selection, staged support after errors, escalating difficulty, checkpoint encounters, and Mastery Report 2.0. When warranted, the report connects a meaningful weakness to a targeted one-page Concept Review before the student returns to practice.</w:t>
+        <w:t>Mastery Quests combines retrieval practice, mode-specific feedback, adaptive question selection, staged support after errors, escalating difficulty, checkpoint encounters, and Mastery Report. When warranted, the report connects a meaningful weakness to a targeted one-page Concept Review before the student returns to practice.</w:t>
       </w:r>
     </w:p>
     <w:p>
@@ -198,6 +201,7 @@
       <w:tr>
         <w:trPr>
           <w:tblHeader w:val="true"/>
+          <w:cantSplit/>
         </w:trPr>
         <w:tc>
           <w:tcPr>
@@ -257,6 +261,7 @@
       <w:tr>
         <w:trPr>
           <w:cantSplit/>
+          <w:cantSplit/>
         </w:trPr>
         <w:tc>
           <w:tcPr>
@@ -310,6 +315,7 @@
       </w:tr>
       <w:tr>
         <w:trPr>
+          <w:cantSplit/>
           <w:cantSplit/>
         </w:trPr>
         <w:tc>
@@ -365,6 +371,7 @@
       <w:tr>
         <w:trPr>
           <w:cantSplit/>
+          <w:cantSplit/>
         </w:trPr>
         <w:tc>
           <w:tcPr>
@@ -395,7 +402,7 @@
                 <w:b w:val="0"/>
                 <w:sz w:val="17"/>
               </w:rPr>
-              <w:t>A 30-room adaptive practice path without checkpoints, milestones, or campaign progress.</w:t>
+              <w:t>Adaptive nine-question sections with review and revision before checkpoint commitment; correctness stays hidden while a section is active.</w:t>
             </w:r>
           </w:p>
         </w:tc>
@@ -411,13 +418,14 @@
                 <w:b w:val="0"/>
                 <w:sz w:val="17"/>
               </w:rPr>
-              <w:t>Use for lower-distraction review and diagnostic practice.</w:t>
+              <w:t>Use for section-based review and deliberate answer commitment.</w:t>
             </w:r>
           </w:p>
         </w:tc>
       </w:tr>
       <w:tr>
         <w:trPr>
+          <w:cantSplit/>
           <w:cantSplit/>
         </w:trPr>
         <w:tc>
@@ -473,6 +481,7 @@
       <w:tr>
         <w:trPr>
           <w:cantSplit/>
+          <w:cantSplit/>
         </w:trPr>
         <w:tc>
           <w:tcPr>
@@ -526,6 +535,7 @@
       </w:tr>
       <w:tr>
         <w:trPr>
+          <w:cantSplit/>
           <w:cantSplit/>
         </w:trPr>
         <w:tc>
@@ -581,6 +591,7 @@
       <w:tr>
         <w:trPr>
           <w:cantSplit/>
+          <w:cantSplit/>
         </w:trPr>
         <w:tc>
           <w:tcPr>
@@ -634,6 +645,7 @@
       </w:tr>
       <w:tr>
         <w:trPr>
+          <w:cantSplit/>
           <w:cantSplit/>
         </w:trPr>
         <w:tc>
@@ -689,6 +701,7 @@
       <w:tr>
         <w:trPr>
           <w:cantSplit/>
+          <w:cantSplit/>
         </w:trPr>
         <w:tc>
           <w:tcPr>
@@ -742,6 +755,7 @@
       </w:tr>
       <w:tr>
         <w:trPr>
+          <w:cantSplit/>
           <w:cantSplit/>
         </w:trPr>
         <w:tc>
@@ -831,12 +845,12 @@
         <w:pStyle w:val="Heading1"/>
       </w:pPr>
       <w:r>
-        <w:t>5. Mastery Report 2.0 and Concept Reviews</w:t>
+        <w:t>5. Mastery Report and Concept Reviews</w:t>
       </w:r>
     </w:p>
     <w:p>
       <w:r>
-        <w:t>Mastery Report 2.0 summarizes the evidence from the run and identifies the strongest and weakest signals across concepts or learning objectives and, where applicable, question forms or skills. It is diagnostic evidence, not a replacement for an aligned exam, and low-evidence runs should be interpreted cautiously.</w:t>
+        <w:t>Mastery Report summarizes the evidence from the run and identifies the strongest and weakest signals across concepts or learning objectives and, where applicable, question forms or skills. It is diagnostic evidence, not a replacement for an aligned exam, and low-evidence runs should be interpreted cautiously.</w:t>
       </w:r>
     </w:p>
     <w:p>
@@ -846,7 +860,7 @@
         <w:ind w:left="360" w:hanging="173"/>
       </w:pPr>
       <w:r>
-        <w:t>The production library contains 120 one-page reviews: 26 General Economics, 53 Microeconomics, and 41 Macroeconomics. Generated games embed only the routing they need; the PDFs stay centrally hosted in the Mastery Quests web library.</w:t>
+        <w:t>The production library provides one-page reviews across General Economics, Microeconomics, and Macroeconomics. Generated games embed only the routing they need; the PDFs stay centrally hosted in the Mastery Quests web library.</w:t>
       </w:r>
     </w:p>
     <w:p>
@@ -921,6 +935,9 @@
         </w:rPr>
         <w:t>Composer-generated games do not request a school email and do not automatically transmit gameplay data to a Mastery Quests server.</w:t>
       </w:r>
+      <w:r>
+        <w:t xml:space="preserve"> Separate classroom research builds may collect anonymous measurements; use their course or study notice instead of assuming the public workflow.</w:t>
+      </w:r>
     </w:p>
     <w:p>
       <w:pPr>
@@ -975,6 +992,7 @@
       <w:tr>
         <w:trPr>
           <w:tblHeader/>
+          <w:cantSplit/>
         </w:trPr>
         <w:tc>
           <w:tcPr>
@@ -1029,6 +1047,9 @@
         </w:tc>
       </w:tr>
       <w:tr>
+        <w:trPr>
+          <w:cantSplit/>
+        </w:trPr>
         <w:tc>
           <w:tcPr>
             <w:tcW w:type="dxa" w:w="3389"/>
@@ -1069,12 +1090,15 @@
           </w:tcPr>
           <w:p>
             <w:r>
-              <w:t>Choose title, modes, course area, concepts or starter combination, checkpoint focus, Appearance (official theme or optional custom artwork), Readiness, and Generate.</w:t>
+              <w:t>Choose concepts and learning-outcome coverage first, then title, modes, checkpoint focus, Appearance, Readiness, and Generate. Use Brief, Standard, Full, or Custom coverage.</w:t>
             </w:r>
           </w:p>
         </w:tc>
       </w:tr>
       <w:tr>
+        <w:trPr>
+          <w:cantSplit/>
+        </w:trPr>
         <w:tc>
           <w:tcPr>
             <w:tcW w:type="dxa" w:w="3389"/>
@@ -1177,7 +1201,7 @@
           <w:color w:val="0A172A"/>
           <w:sz w:val="21"/>
         </w:rPr>
-        <w:t>Use Exam Drill when you want focused adaptive practice without checkpoint battles.</w:t>
+        <w:t>Use Exam Drill for section-based review, revision, and checkpoint commitment.</w:t>
       </w:r>
     </w:p>
     <w:p>
@@ -1218,6 +1242,11 @@
           <w:sz w:val="21"/>
         </w:rPr>
         <w:t>For low-stakes use, prefer completion or participation over raw speed or a single weakness label.</w:t>
+      </w:r>
+    </w:p>
+    <w:p>
+      <w:r>
+        <w:t>Current online guidance: https://masteryquests.org/how-to/composer/ | Learning outcomes: https://masteryquests.org/how-to/learning-outcomes/ | Data interpretation: https://masteryquests.org/how-to/telemetry-data-dictionary/</w:t>
       </w:r>
     </w:p>
     <w:sectPr>
